--- a/Project Rooms/Contract for Deed/output/320 Rose - Memorandum of Contract for Deed - ATTORNEY REVIEW PACKAGE.docx
+++ b/Project Rooms/Contract for Deed/output/320 Rose - Memorandum of Contract for Deed - ATTORNEY REVIEW PACKAGE.docx
@@ -72,6 +72,66 @@
         <w:rPr>
           <w:b/>
         </w:rPr>
+      </w:r>
+      <w:r>
+        <w:rPr>
+          <w:b w:val="0"/>
+        </w:rPr>
+      </w:r>
+      <w:r>
+        <w:rPr>
+          <w:b/>
+        </w:rPr>
+      </w:r>
+      <w:r>
+        <w:rPr>
+          <w:b/>
+        </w:rPr>
+      </w:r>
+      <w:r>
+        <w:rPr>
+          <w:b w:val="0"/>
+        </w:rPr>
+      </w:r>
+      <w:r>
+        <w:rPr>
+          <w:b/>
+        </w:rPr>
+      </w:r>
+      <w:r>
+        <w:rPr>
+          <w:b/>
+        </w:rPr>
+      </w:r>
+      <w:r>
+        <w:rPr>
+          <w:b w:val="0"/>
+        </w:rPr>
+      </w:r>
+      <w:r>
+        <w:rPr>
+          <w:b/>
+        </w:rPr>
+      </w:r>
+      <w:r>
+        <w:rPr>
+          <w:b/>
+        </w:rPr>
+      </w:r>
+      <w:r>
+        <w:rPr>
+          <w:b w:val="0"/>
+        </w:rPr>
+      </w:r>
+      <w:r>
+        <w:rPr>
+          <w:b/>
+        </w:rPr>
+      </w:r>
+      <w:r>
+        <w:rPr>
+          <w:b/>
+        </w:rPr>
         <w:t>NORTH CAROLINA</w:t>
       </w:r>
       <w:r>
@@ -172,7 +232,87 @@
         <w:rPr>
           <w:b/>
         </w:rPr>
-        <w:t>June</w:t>
+      </w:r>
+      <w:r>
+        <w:rPr>
+          <w:b w:val="0"/>
+        </w:rPr>
+      </w:r>
+      <w:r>
+        <w:rPr>
+          <w:b/>
+        </w:rPr>
+      </w:r>
+      <w:r>
+        <w:rPr>
+          <w:b w:val="0"/>
+        </w:rPr>
+      </w:r>
+      <w:r>
+        <w:rPr>
+          <w:b/>
+        </w:rPr>
+      </w:r>
+      <w:r>
+        <w:rPr>
+          <w:b w:val="0"/>
+        </w:rPr>
+      </w:r>
+      <w:r>
+        <w:rPr>
+          <w:b/>
+        </w:rPr>
+      </w:r>
+      <w:r>
+        <w:rPr>
+          <w:b w:val="0"/>
+        </w:rPr>
+      </w:r>
+      <w:r>
+        <w:rPr>
+          <w:b/>
+        </w:rPr>
+      </w:r>
+      <w:r>
+        <w:rPr>
+          <w:b w:val="0"/>
+        </w:rPr>
+      </w:r>
+      <w:r>
+        <w:rPr>
+          <w:b/>
+        </w:rPr>
+      </w:r>
+      <w:r>
+        <w:rPr>
+          <w:b w:val="0"/>
+        </w:rPr>
+      </w:r>
+      <w:r>
+        <w:rPr>
+          <w:b/>
+        </w:rPr>
+      </w:r>
+      <w:r>
+        <w:rPr>
+          <w:b w:val="0"/>
+        </w:rPr>
+      </w:r>
+      <w:r>
+        <w:rPr>
+          <w:b/>
+        </w:rPr>
+      </w:r>
+      <w:r>
+        <w:rPr>
+          <w:b w:val="0"/>
+        </w:rPr>
+      </w:r>
+      <w:r>
+        <w:rPr>
+          <w:b/>
+        </w:rPr>
+        <w:t>July</w:t>
       </w:r>
       <w:r>
         <w:rPr>
@@ -425,6 +565,26 @@
         <w:rPr>
           <w:b/>
         </w:rPr>
+      </w:r>
+      <w:r>
+        <w:rPr>
+          <w:b/>
+        </w:rPr>
+      </w:r>
+      <w:r>
+        <w:rPr>
+          <w:b/>
+        </w:rPr>
+      </w:r>
+      <w:r>
+        <w:rPr>
+          <w:b/>
+        </w:rPr>
+      </w:r>
+      <w:r>
+        <w:rPr>
+          <w:b/>
+        </w:rPr>
         <w:t xml:space="preserve"> 320 Rose Pl, Wendell, NC 27591</w:t>
       </w:r>
     </w:p>
@@ -461,6 +621,26 @@
         <w:rPr>
           <w:b/>
         </w:rPr>
+      </w:r>
+      <w:r>
+        <w:rPr>
+          <w:b/>
+        </w:rPr>
+      </w:r>
+      <w:r>
+        <w:rPr>
+          <w:b/>
+        </w:rPr>
+      </w:r>
+      <w:r>
+        <w:rPr>
+          <w:b/>
+        </w:rPr>
+      </w:r>
+      <w:r>
+        <w:rPr>
+          <w:b/>
+        </w:rPr>
         <w:t>BEING all of Lot 95, Section 2, of Candlewick Subdivision, as depicted in Book of Maps 1974, Page 271, Wake County Registry</w:t>
       </w:r>
     </w:p>
@@ -488,6 +668,26 @@
         <w:rPr>
           <w:b/>
         </w:rPr>
+      </w:r>
+      <w:r>
+        <w:rPr>
+          <w:b/>
+        </w:rPr>
+      </w:r>
+      <w:r>
+        <w:rPr>
+          <w:b/>
+        </w:rPr>
+      </w:r>
+      <w:r>
+        <w:rPr>
+          <w:b/>
+        </w:rPr>
+      </w:r>
+      <w:r>
+        <w:rPr>
+          <w:b/>
+        </w:rPr>
         <w:t>WAKE / 1765676891</w:t>
       </w:r>
     </w:p>
@@ -532,7 +732,27 @@
         <w:rPr>
           <w:b/>
         </w:rPr>
-        <w:t>6/1/2026</w:t>
+      </w:r>
+      <w:r>
+        <w:rPr>
+          <w:b/>
+        </w:rPr>
+      </w:r>
+      <w:r>
+        <w:rPr>
+          <w:b/>
+        </w:rPr>
+      </w:r>
+      <w:r>
+        <w:rPr>
+          <w:b/>
+        </w:rPr>
+      </w:r>
+      <w:r>
+        <w:rPr>
+          <w:b/>
+        </w:rPr>
+        <w:t>7/1/2026</w:t>
       </w:r>
     </w:p>
     <w:p>
@@ -559,7 +779,27 @@
         <w:rPr>
           <w:b/>
         </w:rPr>
-        <w:t>5/1/2056</w:t>
+      </w:r>
+      <w:r>
+        <w:rPr>
+          <w:b/>
+        </w:rPr>
+      </w:r>
+      <w:r>
+        <w:rPr>
+          <w:b/>
+        </w:rPr>
+      </w:r>
+      <w:r>
+        <w:rPr>
+          <w:b/>
+        </w:rPr>
+      </w:r>
+      <w:r>
+        <w:rPr>
+          <w:b/>
+        </w:rPr>
+        <w:t>6/1/2056</w:t>
       </w:r>
     </w:p>
     <w:p>
@@ -571,6 +811,26 @@
           <w:b/>
         </w:rPr>
         <w:t xml:space="preserve">Total Number of Installment Payments: </w:t>
+      </w:r>
+      <w:r>
+        <w:rPr>
+          <w:b/>
+        </w:rPr>
+      </w:r>
+      <w:r>
+        <w:rPr>
+          <w:b/>
+        </w:rPr>
+      </w:r>
+      <w:r>
+        <w:rPr>
+          <w:b/>
+        </w:rPr>
+      </w:r>
+      <w:r>
+        <w:rPr>
+          <w:b/>
+        </w:rPr>
       </w:r>
       <w:r>
         <w:rPr>
@@ -747,6 +1007,46 @@
         <w:rPr>
           <w:b/>
         </w:rPr>
+      </w:r>
+      <w:r>
+        <w:rPr>
+          <w:b/>
+        </w:rPr>
+      </w:r>
+      <w:r>
+        <w:rPr>
+          <w:b/>
+        </w:rPr>
+      </w:r>
+      <w:r>
+        <w:rPr>
+          <w:b/>
+        </w:rPr>
+      </w:r>
+      <w:r>
+        <w:rPr>
+          <w:b/>
+        </w:rPr>
+      </w:r>
+      <w:r>
+        <w:rPr>
+          <w:b/>
+        </w:rPr>
+      </w:r>
+      <w:r>
+        <w:rPr>
+          <w:b/>
+        </w:rPr>
+      </w:r>
+      <w:r>
+        <w:rPr>
+          <w:b/>
+        </w:rPr>
+      </w:r>
+      <w:r>
+        <w:rPr>
+          <w:b/>
+        </w:rPr>
         <w:t>Investment Services LLC</w:t>
       </w:r>
       <w:r>
@@ -794,6 +1094,26 @@
         <w:rPr>
           <w:b/>
         </w:rPr>
+      </w:r>
+      <w:r>
+        <w:rPr>
+          <w:b/>
+        </w:rPr>
+      </w:r>
+      <w:r>
+        <w:rPr>
+          <w:b/>
+        </w:rPr>
+      </w:r>
+      <w:r>
+        <w:rPr>
+          <w:b/>
+        </w:rPr>
+      </w:r>
+      <w:r>
+        <w:rPr>
+          <w:b/>
+        </w:rPr>
         <w:t>Wes Browning, Manager</w:t>
       </w:r>
     </w:p>
@@ -833,6 +1153,46 @@
         <w:rPr>
           <w:b/>
         </w:rPr>
+      </w:r>
+      <w:r>
+        <w:rPr>
+          <w:b/>
+        </w:rPr>
+      </w:r>
+      <w:r>
+        <w:rPr>
+          <w:b/>
+        </w:rPr>
+      </w:r>
+      <w:r>
+        <w:rPr>
+          <w:b/>
+        </w:rPr>
+      </w:r>
+      <w:r>
+        <w:rPr>
+          <w:b/>
+        </w:rPr>
+      </w:r>
+      <w:r>
+        <w:rPr>
+          <w:b/>
+        </w:rPr>
+      </w:r>
+      <w:r>
+        <w:rPr>
+          <w:b/>
+        </w:rPr>
+      </w:r>
+      <w:r>
+        <w:rPr>
+          <w:b/>
+        </w:rPr>
+      </w:r>
+      <w:r>
+        <w:rPr>
+          <w:b/>
+        </w:rPr>
         <w:t>Investment Services LLC</w:t>
       </w:r>
       <w:r>
@@ -934,6 +1294,86 @@
         <w:rPr>
           <w:b w:val="0"/>
         </w:rPr>
+      </w:r>
+      <w:r>
+        <w:rPr>
+          <w:b w:val="0"/>
+        </w:rPr>
+      </w:r>
+      <w:r>
+        <w:rPr>
+          <w:b w:val="0"/>
+        </w:rPr>
+      </w:r>
+      <w:r>
+        <w:rPr>
+          <w:b/>
+        </w:rPr>
+      </w:r>
+      <w:r>
+        <w:rPr>
+          <w:b w:val="0"/>
+        </w:rPr>
+      </w:r>
+      <w:r>
+        <w:rPr>
+          <w:b w:val="0"/>
+        </w:rPr>
+      </w:r>
+      <w:r>
+        <w:rPr>
+          <w:b w:val="0"/>
+        </w:rPr>
+      </w:r>
+      <w:r>
+        <w:rPr>
+          <w:b/>
+        </w:rPr>
+      </w:r>
+      <w:r>
+        <w:rPr>
+          <w:b w:val="0"/>
+        </w:rPr>
+      </w:r>
+      <w:r>
+        <w:rPr>
+          <w:b w:val="0"/>
+        </w:rPr>
+      </w:r>
+      <w:r>
+        <w:rPr>
+          <w:b w:val="0"/>
+        </w:rPr>
+      </w:r>
+      <w:r>
+        <w:rPr>
+          <w:b/>
+        </w:rPr>
+      </w:r>
+      <w:r>
+        <w:rPr>
+          <w:b w:val="0"/>
+        </w:rPr>
+      </w:r>
+      <w:r>
+        <w:rPr>
+          <w:b w:val="0"/>
+        </w:rPr>
+      </w:r>
+      <w:r>
+        <w:rPr>
+          <w:b w:val="0"/>
+        </w:rPr>
+      </w:r>
+      <w:r>
+        <w:rPr>
+          <w:b/>
+        </w:rPr>
+      </w:r>
+      <w:r>
+        <w:rPr>
+          <w:b w:val="0"/>
+        </w:rPr>
         <w:t>:</w:t>
       </w:r>
       <w:r>
@@ -991,6 +1431,46 @@
         </w:rPr>
       </w:r>
       <w:proofErr w:type="gramEnd"/>
+      <w:r>
+        <w:rPr>
+          <w:b w:val="0"/>
+        </w:rPr>
+      </w:r>
+      <w:r>
+        <w:rPr>
+          <w:b/>
+        </w:rPr>
+      </w:r>
+      <w:r>
+        <w:rPr>
+          <w:b w:val="0"/>
+        </w:rPr>
+      </w:r>
+      <w:r>
+        <w:rPr>
+          <w:b/>
+        </w:rPr>
+      </w:r>
+      <w:r>
+        <w:rPr>
+          <w:b w:val="0"/>
+        </w:rPr>
+      </w:r>
+      <w:r>
+        <w:rPr>
+          <w:b/>
+        </w:rPr>
+      </w:r>
+      <w:r>
+        <w:rPr>
+          <w:b w:val="0"/>
+        </w:rPr>
+      </w:r>
+      <w:r>
+        <w:rPr>
+          <w:b/>
+        </w:rPr>
+      </w:r>
       <w:r>
         <w:rPr>
           <w:b w:val="0"/>
@@ -1099,6 +1579,126 @@
         <w:rPr>
           <w:b/>
         </w:rPr>
+      </w:r>
+      <w:r>
+        <w:rPr>
+          <w:b w:val="0"/>
+        </w:rPr>
+      </w:r>
+      <w:r>
+        <w:rPr>
+          <w:b/>
+        </w:rPr>
+      </w:r>
+      <w:r>
+        <w:rPr>
+          <w:b w:val="0"/>
+        </w:rPr>
+      </w:r>
+      <w:r>
+        <w:rPr>
+          <w:b/>
+        </w:rPr>
+      </w:r>
+      <w:r>
+        <w:rPr>
+          <w:b w:val="0"/>
+        </w:rPr>
+      </w:r>
+      <w:r>
+        <w:rPr>
+          <w:b/>
+        </w:rPr>
+      </w:r>
+      <w:r>
+        <w:rPr>
+          <w:b w:val="0"/>
+        </w:rPr>
+      </w:r>
+      <w:r>
+        <w:rPr>
+          <w:b/>
+        </w:rPr>
+      </w:r>
+      <w:r>
+        <w:rPr>
+          <w:b w:val="0"/>
+        </w:rPr>
+      </w:r>
+      <w:r>
+        <w:rPr>
+          <w:b/>
+        </w:rPr>
+      </w:r>
+      <w:r>
+        <w:rPr>
+          <w:b w:val="0"/>
+        </w:rPr>
+      </w:r>
+      <w:r>
+        <w:rPr>
+          <w:b/>
+        </w:rPr>
+      </w:r>
+      <w:r>
+        <w:rPr>
+          <w:b w:val="0"/>
+        </w:rPr>
+      </w:r>
+      <w:r>
+        <w:rPr>
+          <w:b/>
+        </w:rPr>
+      </w:r>
+      <w:r>
+        <w:rPr>
+          <w:b w:val="0"/>
+        </w:rPr>
+      </w:r>
+      <w:r>
+        <w:rPr>
+          <w:b/>
+        </w:rPr>
+      </w:r>
+      <w:r>
+        <w:rPr>
+          <w:b w:val="0"/>
+        </w:rPr>
+      </w:r>
+      <w:r>
+        <w:rPr>
+          <w:b/>
+        </w:rPr>
+      </w:r>
+      <w:r>
+        <w:rPr>
+          <w:b w:val="0"/>
+        </w:rPr>
+      </w:r>
+      <w:r>
+        <w:rPr>
+          <w:b/>
+        </w:rPr>
+      </w:r>
+      <w:r>
+        <w:rPr>
+          <w:b w:val="0"/>
+        </w:rPr>
+      </w:r>
+      <w:r>
+        <w:rPr>
+          <w:b/>
+        </w:rPr>
+      </w:r>
+      <w:r>
+        <w:rPr>
+          <w:b w:val="0"/>
+        </w:rPr>
+      </w:r>
+      <w:r>
+        <w:rPr>
+          <w:b/>
+        </w:rPr>
         <w:t>Wes Browning</w:t>
       </w:r>
       <w:r>
@@ -1235,6 +1835,46 @@
         <w:rPr>
           <w:b w:val="0"/>
         </w:rPr>
+      </w:r>
+      <w:r>
+        <w:rPr>
+          <w:b/>
+        </w:rPr>
+      </w:r>
+      <w:r>
+        <w:rPr>
+          <w:b w:val="0"/>
+        </w:rPr>
+      </w:r>
+      <w:r>
+        <w:rPr>
+          <w:b/>
+        </w:rPr>
+      </w:r>
+      <w:r>
+        <w:rPr>
+          <w:b w:val="0"/>
+        </w:rPr>
+      </w:r>
+      <w:r>
+        <w:rPr>
+          <w:b/>
+        </w:rPr>
+      </w:r>
+      <w:r>
+        <w:rPr>
+          <w:b w:val="0"/>
+        </w:rPr>
+      </w:r>
+      <w:r>
+        <w:rPr>
+          <w:b/>
+        </w:rPr>
+      </w:r>
+      <w:r>
+        <w:rPr>
+          <w:b w:val="0"/>
+        </w:rPr>
         <w:t xml:space="preserve"> </w:t>
       </w:r>
       <w:r>
@@ -1302,6 +1942,46 @@
         </w:rPr>
       </w:r>
       <w:proofErr w:type="spellEnd"/>
+      <w:r>
+        <w:rPr>
+          <w:b w:val="0"/>
+        </w:rPr>
+      </w:r>
+      <w:r>
+        <w:rPr>
+          <w:b/>
+        </w:rPr>
+      </w:r>
+      <w:r>
+        <w:rPr>
+          <w:b w:val="0"/>
+        </w:rPr>
+      </w:r>
+      <w:r>
+        <w:rPr>
+          <w:b/>
+        </w:rPr>
+      </w:r>
+      <w:r>
+        <w:rPr>
+          <w:b w:val="0"/>
+        </w:rPr>
+      </w:r>
+      <w:r>
+        <w:rPr>
+          <w:b/>
+        </w:rPr>
+      </w:r>
+      <w:r>
+        <w:rPr>
+          <w:b w:val="0"/>
+        </w:rPr>
+      </w:r>
+      <w:r>
+        <w:rPr>
+          <w:b/>
+        </w:rPr>
+      </w:r>
       <w:r>
         <w:rPr>
           <w:b w:val="0"/>
@@ -1412,6 +2092,86 @@
         <w:rPr>
           <w:b w:val="0"/>
         </w:rPr>
+      </w:r>
+      <w:r>
+        <w:rPr>
+          <w:b w:val="0"/>
+        </w:rPr>
+      </w:r>
+      <w:r>
+        <w:rPr>
+          <w:b w:val="0"/>
+        </w:rPr>
+      </w:r>
+      <w:r>
+        <w:rPr>
+          <w:b/>
+        </w:rPr>
+      </w:r>
+      <w:r>
+        <w:rPr>
+          <w:b w:val="0"/>
+        </w:rPr>
+      </w:r>
+      <w:r>
+        <w:rPr>
+          <w:b w:val="0"/>
+        </w:rPr>
+      </w:r>
+      <w:r>
+        <w:rPr>
+          <w:b w:val="0"/>
+        </w:rPr>
+      </w:r>
+      <w:r>
+        <w:rPr>
+          <w:b/>
+        </w:rPr>
+      </w:r>
+      <w:r>
+        <w:rPr>
+          <w:b w:val="0"/>
+        </w:rPr>
+      </w:r>
+      <w:r>
+        <w:rPr>
+          <w:b w:val="0"/>
+        </w:rPr>
+      </w:r>
+      <w:r>
+        <w:rPr>
+          <w:b w:val="0"/>
+        </w:rPr>
+      </w:r>
+      <w:r>
+        <w:rPr>
+          <w:b/>
+        </w:rPr>
+      </w:r>
+      <w:r>
+        <w:rPr>
+          <w:b w:val="0"/>
+        </w:rPr>
+      </w:r>
+      <w:r>
+        <w:rPr>
+          <w:b w:val="0"/>
+        </w:rPr>
+      </w:r>
+      <w:r>
+        <w:rPr>
+          <w:b w:val="0"/>
+        </w:rPr>
+      </w:r>
+      <w:r>
+        <w:rPr>
+          <w:b/>
+        </w:rPr>
+      </w:r>
+      <w:r>
+        <w:rPr>
+          <w:b w:val="0"/>
+        </w:rPr>
         <w:t>:</w:t>
       </w:r>
       <w:r>
@@ -1481,6 +2241,46 @@
         <w:rPr>
           <w:b w:val="0"/>
         </w:rPr>
+      </w:r>
+      <w:r>
+        <w:rPr>
+          <w:b/>
+        </w:rPr>
+      </w:r>
+      <w:r>
+        <w:rPr>
+          <w:b w:val="0"/>
+        </w:rPr>
+      </w:r>
+      <w:r>
+        <w:rPr>
+          <w:b/>
+        </w:rPr>
+      </w:r>
+      <w:r>
+        <w:rPr>
+          <w:b w:val="0"/>
+        </w:rPr>
+      </w:r>
+      <w:r>
+        <w:rPr>
+          <w:b/>
+        </w:rPr>
+      </w:r>
+      <w:r>
+        <w:rPr>
+          <w:b w:val="0"/>
+        </w:rPr>
+      </w:r>
+      <w:r>
+        <w:rPr>
+          <w:b/>
+        </w:rPr>
+      </w:r>
+      <w:r>
+        <w:rPr>
+          <w:b w:val="0"/>
+        </w:rPr>
         <w:tab/>
       </w:r>
       <w:r>
@@ -1504,6 +2304,46 @@
         </w:rPr>
       </w:r>
       <w:r/>
+      <w:r>
+        <w:rPr>
+          <w:b/>
+        </w:rPr>
+      </w:r>
+      <w:r>
+        <w:rPr>
+          <w:b w:val="0"/>
+        </w:rPr>
+      </w:r>
+      <w:r>
+        <w:rPr>
+          <w:b/>
+        </w:rPr>
+      </w:r>
+      <w:r>
+        <w:rPr>
+          <w:b w:val="0"/>
+        </w:rPr>
+      </w:r>
+      <w:r>
+        <w:rPr>
+          <w:b/>
+        </w:rPr>
+      </w:r>
+      <w:r>
+        <w:rPr>
+          <w:b w:val="0"/>
+        </w:rPr>
+      </w:r>
+      <w:r>
+        <w:rPr>
+          <w:b/>
+        </w:rPr>
+      </w:r>
+      <w:r>
+        <w:rPr>
+          <w:b w:val="0"/>
+        </w:rPr>
+      </w:r>
       <w:r>
         <w:rPr>
           <w:b/>

--- a/Project Rooms/Contract for Deed/output/320 Rose - Memorandum of Contract for Deed - ATTORNEY REVIEW PACKAGE.docx
+++ b/Project Rooms/Contract for Deed/output/320 Rose - Memorandum of Contract for Deed - ATTORNEY REVIEW PACKAGE.docx
@@ -132,6 +132,21 @@
         <w:rPr>
           <w:b/>
         </w:rPr>
+      </w:r>
+      <w:r>
+        <w:rPr>
+          <w:b w:val="0"/>
+        </w:rPr>
+      </w:r>
+      <w:r>
+        <w:rPr>
+          <w:b/>
+        </w:rPr>
+      </w:r>
+      <w:r>
+        <w:rPr>
+          <w:b/>
+        </w:rPr>
         <w:t>NORTH CAROLINA</w:t>
       </w:r>
       <w:r>
@@ -186,6 +201,26 @@
         <w:rPr>
           <w:b/>
           <w:bCs/>
+        </w:rPr>
+      </w:r>
+      <w:r>
+        <w:rPr>
+          <w:b/>
+        </w:rPr>
+      </w:r>
+      <w:r>
+        <w:rPr>
+          <w:b w:val="0"/>
+        </w:rPr>
+      </w:r>
+      <w:r>
+        <w:rPr>
+          <w:b/>
+        </w:rPr>
+      </w:r>
+      <w:r>
+        <w:rPr>
+          <w:b w:val="0"/>
         </w:rPr>
       </w:r>
       <w:r>
@@ -585,6 +620,11 @@
         <w:rPr>
           <w:b/>
         </w:rPr>
+      </w:r>
+      <w:r>
+        <w:rPr>
+          <w:b/>
+        </w:rPr>
         <w:t xml:space="preserve"> 320 Rose Pl, Wendell, NC 27591</w:t>
       </w:r>
     </w:p>
@@ -641,6 +681,11 @@
         <w:rPr>
           <w:b/>
         </w:rPr>
+      </w:r>
+      <w:r>
+        <w:rPr>
+          <w:b/>
+        </w:rPr>
         <w:t>BEING all of Lot 95, Section 2, of Candlewick Subdivision, as depicted in Book of Maps 1974, Page 271, Wake County Registry</w:t>
       </w:r>
     </w:p>
@@ -688,6 +733,11 @@
         <w:rPr>
           <w:b/>
         </w:rPr>
+      </w:r>
+      <w:r>
+        <w:rPr>
+          <w:b/>
+        </w:rPr>
         <w:t>WAKE / 1765676891</w:t>
       </w:r>
     </w:p>
@@ -752,6 +802,11 @@
         <w:rPr>
           <w:b/>
         </w:rPr>
+      </w:r>
+      <w:r>
+        <w:rPr>
+          <w:b/>
+        </w:rPr>
         <w:t>7/1/2026</w:t>
       </w:r>
     </w:p>
@@ -799,6 +854,11 @@
         <w:rPr>
           <w:b/>
         </w:rPr>
+      </w:r>
+      <w:r>
+        <w:rPr>
+          <w:b/>
+        </w:rPr>
         <w:t>6/1/2056</w:t>
       </w:r>
     </w:p>
@@ -811,6 +871,11 @@
           <w:b/>
         </w:rPr>
         <w:t xml:space="preserve">Total Number of Installment Payments: </w:t>
+      </w:r>
+      <w:r>
+        <w:rPr>
+          <w:b/>
+        </w:rPr>
       </w:r>
       <w:r>
         <w:rPr>
@@ -1047,6 +1112,16 @@
         <w:rPr>
           <w:b/>
         </w:rPr>
+      </w:r>
+      <w:r>
+        <w:rPr>
+          <w:b/>
+        </w:rPr>
+      </w:r>
+      <w:r>
+        <w:rPr>
+          <w:b/>
+        </w:rPr>
         <w:t>Investment Services LLC</w:t>
       </w:r>
       <w:r>
@@ -1114,6 +1189,11 @@
         <w:rPr>
           <w:b/>
         </w:rPr>
+      </w:r>
+      <w:r>
+        <w:rPr>
+          <w:b/>
+        </w:rPr>
         <w:t>Wes Browning, Manager</w:t>
       </w:r>
     </w:p>
@@ -1193,6 +1273,16 @@
         <w:rPr>
           <w:b/>
         </w:rPr>
+      </w:r>
+      <w:r>
+        <w:rPr>
+          <w:b/>
+        </w:rPr>
+      </w:r>
+      <w:r>
+        <w:rPr>
+          <w:b/>
+        </w:rPr>
         <w:t>Investment Services LLC</w:t>
       </w:r>
       <w:r>
@@ -1374,6 +1464,26 @@
         <w:rPr>
           <w:b w:val="0"/>
         </w:rPr>
+      </w:r>
+      <w:r>
+        <w:rPr>
+          <w:b w:val="0"/>
+        </w:rPr>
+      </w:r>
+      <w:r>
+        <w:rPr>
+          <w:b w:val="0"/>
+        </w:rPr>
+      </w:r>
+      <w:r>
+        <w:rPr>
+          <w:b/>
+        </w:rPr>
+      </w:r>
+      <w:r>
+        <w:rPr>
+          <w:b w:val="0"/>
+        </w:rPr>
         <w:t>:</w:t>
       </w:r>
       <w:r>
@@ -1431,6 +1541,16 @@
         </w:rPr>
       </w:r>
       <w:proofErr w:type="gramEnd"/>
+      <w:r>
+        <w:rPr>
+          <w:b w:val="0"/>
+        </w:rPr>
+      </w:r>
+      <w:r>
+        <w:rPr>
+          <w:b/>
+        </w:rPr>
+      </w:r>
       <w:r>
         <w:rPr>
           <w:b w:val="0"/>
@@ -1699,6 +1819,36 @@
         <w:rPr>
           <w:b/>
         </w:rPr>
+      </w:r>
+      <w:r>
+        <w:rPr>
+          <w:b w:val="0"/>
+        </w:rPr>
+      </w:r>
+      <w:r>
+        <w:rPr>
+          <w:b/>
+        </w:rPr>
+      </w:r>
+      <w:r>
+        <w:rPr>
+          <w:b w:val="0"/>
+        </w:rPr>
+      </w:r>
+      <w:r>
+        <w:rPr>
+          <w:b/>
+        </w:rPr>
+      </w:r>
+      <w:r>
+        <w:rPr>
+          <w:b w:val="0"/>
+        </w:rPr>
+      </w:r>
+      <w:r>
+        <w:rPr>
+          <w:b/>
+        </w:rPr>
         <w:t>Wes Browning</w:t>
       </w:r>
       <w:r>
@@ -1875,6 +2025,16 @@
         <w:rPr>
           <w:b w:val="0"/>
         </w:rPr>
+      </w:r>
+      <w:r>
+        <w:rPr>
+          <w:b/>
+        </w:rPr>
+      </w:r>
+      <w:r>
+        <w:rPr>
+          <w:b w:val="0"/>
+        </w:rPr>
         <w:t xml:space="preserve"> </w:t>
       </w:r>
       <w:r>
@@ -1942,6 +2102,16 @@
         </w:rPr>
       </w:r>
       <w:proofErr w:type="spellEnd"/>
+      <w:r>
+        <w:rPr>
+          <w:b w:val="0"/>
+        </w:rPr>
+      </w:r>
+      <w:r>
+        <w:rPr>
+          <w:b/>
+        </w:rPr>
+      </w:r>
       <w:r>
         <w:rPr>
           <w:b w:val="0"/>
@@ -2172,6 +2342,26 @@
         <w:rPr>
           <w:b w:val="0"/>
         </w:rPr>
+      </w:r>
+      <w:r>
+        <w:rPr>
+          <w:b w:val="0"/>
+        </w:rPr>
+      </w:r>
+      <w:r>
+        <w:rPr>
+          <w:b w:val="0"/>
+        </w:rPr>
+      </w:r>
+      <w:r>
+        <w:rPr>
+          <w:b/>
+        </w:rPr>
+      </w:r>
+      <w:r>
+        <w:rPr>
+          <w:b w:val="0"/>
+        </w:rPr>
         <w:t>:</w:t>
       </w:r>
       <w:r>
@@ -2281,6 +2471,16 @@
         <w:rPr>
           <w:b w:val="0"/>
         </w:rPr>
+      </w:r>
+      <w:r>
+        <w:rPr>
+          <w:b/>
+        </w:rPr>
+      </w:r>
+      <w:r>
+        <w:rPr>
+          <w:b w:val="0"/>
+        </w:rPr>
         <w:tab/>
       </w:r>
       <w:r>
@@ -2304,6 +2504,16 @@
         </w:rPr>
       </w:r>
       <w:r/>
+      <w:r>
+        <w:rPr>
+          <w:b/>
+        </w:rPr>
+      </w:r>
+      <w:r>
+        <w:rPr>
+          <w:b w:val="0"/>
+        </w:rPr>
+      </w:r>
       <w:r>
         <w:rPr>
           <w:b/>

--- a/Project Rooms/Contract for Deed/output/320 Rose - Memorandum of Contract for Deed - ATTORNEY REVIEW PACKAGE.docx
+++ b/Project Rooms/Contract for Deed/output/320 Rose - Memorandum of Contract for Deed - ATTORNEY REVIEW PACKAGE.docx
@@ -147,6 +147,21 @@
         <w:rPr>
           <w:b/>
         </w:rPr>
+      </w:r>
+      <w:r>
+        <w:rPr>
+          <w:b w:val="0"/>
+        </w:rPr>
+      </w:r>
+      <w:r>
+        <w:rPr>
+          <w:b/>
+        </w:rPr>
+      </w:r>
+      <w:r>
+        <w:rPr>
+          <w:b/>
+        </w:rPr>
         <w:t>NORTH CAROLINA</w:t>
       </w:r>
       <w:r>
@@ -201,6 +216,26 @@
         <w:rPr>
           <w:b/>
           <w:bCs/>
+        </w:rPr>
+      </w:r>
+      <w:r>
+        <w:rPr>
+          <w:b/>
+        </w:rPr>
+      </w:r>
+      <w:r>
+        <w:rPr>
+          <w:b w:val="0"/>
+        </w:rPr>
+      </w:r>
+      <w:r>
+        <w:rPr>
+          <w:b/>
+        </w:rPr>
+      </w:r>
+      <w:r>
+        <w:rPr>
+          <w:b w:val="0"/>
         </w:rPr>
       </w:r>
       <w:r>
@@ -625,6 +660,11 @@
         <w:rPr>
           <w:b/>
         </w:rPr>
+      </w:r>
+      <w:r>
+        <w:rPr>
+          <w:b/>
+        </w:rPr>
         <w:t xml:space="preserve"> 320 Rose Pl, Wendell, NC 27591</w:t>
       </w:r>
     </w:p>
@@ -686,6 +726,11 @@
         <w:rPr>
           <w:b/>
         </w:rPr>
+      </w:r>
+      <w:r>
+        <w:rPr>
+          <w:b/>
+        </w:rPr>
         <w:t>BEING all of Lot 95, Section 2, of Candlewick Subdivision, as depicted in Book of Maps 1974, Page 271, Wake County Registry</w:t>
       </w:r>
     </w:p>
@@ -738,6 +783,11 @@
         <w:rPr>
           <w:b/>
         </w:rPr>
+      </w:r>
+      <w:r>
+        <w:rPr>
+          <w:b/>
+        </w:rPr>
         <w:t>WAKE / 1765676891</w:t>
       </w:r>
     </w:p>
@@ -807,6 +857,11 @@
         <w:rPr>
           <w:b/>
         </w:rPr>
+      </w:r>
+      <w:r>
+        <w:rPr>
+          <w:b/>
+        </w:rPr>
         <w:t>7/1/2026</w:t>
       </w:r>
     </w:p>
@@ -859,6 +914,11 @@
         <w:rPr>
           <w:b/>
         </w:rPr>
+      </w:r>
+      <w:r>
+        <w:rPr>
+          <w:b/>
+        </w:rPr>
         <w:t>6/1/2056</w:t>
       </w:r>
     </w:p>
@@ -871,6 +931,11 @@
           <w:b/>
         </w:rPr>
         <w:t xml:space="preserve">Total Number of Installment Payments: </w:t>
+      </w:r>
+      <w:r>
+        <w:rPr>
+          <w:b/>
+        </w:rPr>
       </w:r>
       <w:r>
         <w:rPr>
@@ -1122,6 +1187,16 @@
         <w:rPr>
           <w:b/>
         </w:rPr>
+      </w:r>
+      <w:r>
+        <w:rPr>
+          <w:b/>
+        </w:rPr>
+      </w:r>
+      <w:r>
+        <w:rPr>
+          <w:b/>
+        </w:rPr>
         <w:t>Investment Services LLC</w:t>
       </w:r>
       <w:r>
@@ -1194,6 +1269,11 @@
         <w:rPr>
           <w:b/>
         </w:rPr>
+      </w:r>
+      <w:r>
+        <w:rPr>
+          <w:b/>
+        </w:rPr>
         <w:t>Wes Browning, Manager</w:t>
       </w:r>
     </w:p>
@@ -1283,6 +1363,16 @@
         <w:rPr>
           <w:b/>
         </w:rPr>
+      </w:r>
+      <w:r>
+        <w:rPr>
+          <w:b/>
+        </w:rPr>
+      </w:r>
+      <w:r>
+        <w:rPr>
+          <w:b/>
+        </w:rPr>
         <w:t>Investment Services LLC</w:t>
       </w:r>
       <w:r>
@@ -1484,6 +1574,26 @@
         <w:rPr>
           <w:b w:val="0"/>
         </w:rPr>
+      </w:r>
+      <w:r>
+        <w:rPr>
+          <w:b w:val="0"/>
+        </w:rPr>
+      </w:r>
+      <w:r>
+        <w:rPr>
+          <w:b w:val="0"/>
+        </w:rPr>
+      </w:r>
+      <w:r>
+        <w:rPr>
+          <w:b/>
+        </w:rPr>
+      </w:r>
+      <w:r>
+        <w:rPr>
+          <w:b w:val="0"/>
+        </w:rPr>
         <w:t>:</w:t>
       </w:r>
       <w:r>
@@ -1541,6 +1651,16 @@
         </w:rPr>
       </w:r>
       <w:proofErr w:type="gramEnd"/>
+      <w:r>
+        <w:rPr>
+          <w:b w:val="0"/>
+        </w:rPr>
+      </w:r>
+      <w:r>
+        <w:rPr>
+          <w:b/>
+        </w:rPr>
+      </w:r>
       <w:r>
         <w:rPr>
           <w:b w:val="0"/>
@@ -1849,6 +1969,36 @@
         <w:rPr>
           <w:b/>
         </w:rPr>
+      </w:r>
+      <w:r>
+        <w:rPr>
+          <w:b w:val="0"/>
+        </w:rPr>
+      </w:r>
+      <w:r>
+        <w:rPr>
+          <w:b/>
+        </w:rPr>
+      </w:r>
+      <w:r>
+        <w:rPr>
+          <w:b w:val="0"/>
+        </w:rPr>
+      </w:r>
+      <w:r>
+        <w:rPr>
+          <w:b/>
+        </w:rPr>
+      </w:r>
+      <w:r>
+        <w:rPr>
+          <w:b w:val="0"/>
+        </w:rPr>
+      </w:r>
+      <w:r>
+        <w:rPr>
+          <w:b/>
+        </w:rPr>
         <w:t>Wes Browning</w:t>
       </w:r>
       <w:r>
@@ -2035,6 +2185,16 @@
         <w:rPr>
           <w:b w:val="0"/>
         </w:rPr>
+      </w:r>
+      <w:r>
+        <w:rPr>
+          <w:b/>
+        </w:rPr>
+      </w:r>
+      <w:r>
+        <w:rPr>
+          <w:b w:val="0"/>
+        </w:rPr>
         <w:t xml:space="preserve"> </w:t>
       </w:r>
       <w:r>
@@ -2102,6 +2262,16 @@
         </w:rPr>
       </w:r>
       <w:proofErr w:type="spellEnd"/>
+      <w:r>
+        <w:rPr>
+          <w:b w:val="0"/>
+        </w:rPr>
+      </w:r>
+      <w:r>
+        <w:rPr>
+          <w:b/>
+        </w:rPr>
+      </w:r>
       <w:r>
         <w:rPr>
           <w:b w:val="0"/>
@@ -2362,6 +2532,26 @@
         <w:rPr>
           <w:b w:val="0"/>
         </w:rPr>
+      </w:r>
+      <w:r>
+        <w:rPr>
+          <w:b w:val="0"/>
+        </w:rPr>
+      </w:r>
+      <w:r>
+        <w:rPr>
+          <w:b w:val="0"/>
+        </w:rPr>
+      </w:r>
+      <w:r>
+        <w:rPr>
+          <w:b/>
+        </w:rPr>
+      </w:r>
+      <w:r>
+        <w:rPr>
+          <w:b w:val="0"/>
+        </w:rPr>
         <w:t>:</w:t>
       </w:r>
       <w:r>
@@ -2481,6 +2671,16 @@
         <w:rPr>
           <w:b w:val="0"/>
         </w:rPr>
+      </w:r>
+      <w:r>
+        <w:rPr>
+          <w:b/>
+        </w:rPr>
+      </w:r>
+      <w:r>
+        <w:rPr>
+          <w:b w:val="0"/>
+        </w:rPr>
         <w:tab/>
       </w:r>
       <w:r>
@@ -2504,6 +2704,16 @@
         </w:rPr>
       </w:r>
       <w:r/>
+      <w:r>
+        <w:rPr>
+          <w:b/>
+        </w:rPr>
+      </w:r>
+      <w:r>
+        <w:rPr>
+          <w:b w:val="0"/>
+        </w:rPr>
+      </w:r>
       <w:r>
         <w:rPr>
           <w:b/>

--- a/Project Rooms/Contract for Deed/output/320 Rose - Memorandum of Contract for Deed - ATTORNEY REVIEW PACKAGE.docx
+++ b/Project Rooms/Contract for Deed/output/320 Rose - Memorandum of Contract for Deed - ATTORNEY REVIEW PACKAGE.docx
@@ -162,6 +162,21 @@
         <w:rPr>
           <w:b/>
         </w:rPr>
+      </w:r>
+      <w:r>
+        <w:rPr>
+          <w:b w:val="0"/>
+        </w:rPr>
+      </w:r>
+      <w:r>
+        <w:rPr>
+          <w:b/>
+        </w:rPr>
+      </w:r>
+      <w:r>
+        <w:rPr>
+          <w:b/>
+        </w:rPr>
         <w:t>NORTH CAROLINA</w:t>
       </w:r>
       <w:r>
@@ -216,6 +231,26 @@
         <w:rPr>
           <w:b/>
           <w:bCs/>
+        </w:rPr>
+      </w:r>
+      <w:r>
+        <w:rPr>
+          <w:b/>
+        </w:rPr>
+      </w:r>
+      <w:r>
+        <w:rPr>
+          <w:b w:val="0"/>
+        </w:rPr>
+      </w:r>
+      <w:r>
+        <w:rPr>
+          <w:b/>
+        </w:rPr>
+      </w:r>
+      <w:r>
+        <w:rPr>
+          <w:b w:val="0"/>
         </w:rPr>
       </w:r>
       <w:r>
@@ -665,6 +700,11 @@
         <w:rPr>
           <w:b/>
         </w:rPr>
+      </w:r>
+      <w:r>
+        <w:rPr>
+          <w:b/>
+        </w:rPr>
         <w:t xml:space="preserve"> 320 Rose Pl, Wendell, NC 27591</w:t>
       </w:r>
     </w:p>
@@ -731,6 +771,11 @@
         <w:rPr>
           <w:b/>
         </w:rPr>
+      </w:r>
+      <w:r>
+        <w:rPr>
+          <w:b/>
+        </w:rPr>
         <w:t>BEING all of Lot 95, Section 2, of Candlewick Subdivision, as depicted in Book of Maps 1974, Page 271, Wake County Registry</w:t>
       </w:r>
     </w:p>
@@ -788,6 +833,11 @@
         <w:rPr>
           <w:b/>
         </w:rPr>
+      </w:r>
+      <w:r>
+        <w:rPr>
+          <w:b/>
+        </w:rPr>
         <w:t>WAKE / 1765676891</w:t>
       </w:r>
     </w:p>
@@ -862,6 +912,11 @@
         <w:rPr>
           <w:b/>
         </w:rPr>
+      </w:r>
+      <w:r>
+        <w:rPr>
+          <w:b/>
+        </w:rPr>
         <w:t>7/1/2026</w:t>
       </w:r>
     </w:p>
@@ -919,6 +974,11 @@
         <w:rPr>
           <w:b/>
         </w:rPr>
+      </w:r>
+      <w:r>
+        <w:rPr>
+          <w:b/>
+        </w:rPr>
         <w:t>6/1/2056</w:t>
       </w:r>
     </w:p>
@@ -931,6 +991,11 @@
           <w:b/>
         </w:rPr>
         <w:t xml:space="preserve">Total Number of Installment Payments: </w:t>
+      </w:r>
+      <w:r>
+        <w:rPr>
+          <w:b/>
+        </w:rPr>
       </w:r>
       <w:r>
         <w:rPr>
@@ -1197,6 +1262,16 @@
         <w:rPr>
           <w:b/>
         </w:rPr>
+      </w:r>
+      <w:r>
+        <w:rPr>
+          <w:b/>
+        </w:rPr>
+      </w:r>
+      <w:r>
+        <w:rPr>
+          <w:b/>
+        </w:rPr>
         <w:t>Investment Services LLC</w:t>
       </w:r>
       <w:r>
@@ -1274,6 +1349,11 @@
         <w:rPr>
           <w:b/>
         </w:rPr>
+      </w:r>
+      <w:r>
+        <w:rPr>
+          <w:b/>
+        </w:rPr>
         <w:t>Wes Browning, Manager</w:t>
       </w:r>
     </w:p>
@@ -1373,6 +1453,16 @@
         <w:rPr>
           <w:b/>
         </w:rPr>
+      </w:r>
+      <w:r>
+        <w:rPr>
+          <w:b/>
+        </w:rPr>
+      </w:r>
+      <w:r>
+        <w:rPr>
+          <w:b/>
+        </w:rPr>
         <w:t>Investment Services LLC</w:t>
       </w:r>
       <w:r>
@@ -1594,6 +1684,26 @@
         <w:rPr>
           <w:b w:val="0"/>
         </w:rPr>
+      </w:r>
+      <w:r>
+        <w:rPr>
+          <w:b w:val="0"/>
+        </w:rPr>
+      </w:r>
+      <w:r>
+        <w:rPr>
+          <w:b w:val="0"/>
+        </w:rPr>
+      </w:r>
+      <w:r>
+        <w:rPr>
+          <w:b/>
+        </w:rPr>
+      </w:r>
+      <w:r>
+        <w:rPr>
+          <w:b w:val="0"/>
+        </w:rPr>
         <w:t>:</w:t>
       </w:r>
       <w:r>
@@ -1651,6 +1761,16 @@
         </w:rPr>
       </w:r>
       <w:proofErr w:type="gramEnd"/>
+      <w:r>
+        <w:rPr>
+          <w:b w:val="0"/>
+        </w:rPr>
+      </w:r>
+      <w:r>
+        <w:rPr>
+          <w:b/>
+        </w:rPr>
+      </w:r>
       <w:r>
         <w:rPr>
           <w:b w:val="0"/>
@@ -1999,6 +2119,36 @@
         <w:rPr>
           <w:b/>
         </w:rPr>
+      </w:r>
+      <w:r>
+        <w:rPr>
+          <w:b w:val="0"/>
+        </w:rPr>
+      </w:r>
+      <w:r>
+        <w:rPr>
+          <w:b/>
+        </w:rPr>
+      </w:r>
+      <w:r>
+        <w:rPr>
+          <w:b w:val="0"/>
+        </w:rPr>
+      </w:r>
+      <w:r>
+        <w:rPr>
+          <w:b/>
+        </w:rPr>
+      </w:r>
+      <w:r>
+        <w:rPr>
+          <w:b w:val="0"/>
+        </w:rPr>
+      </w:r>
+      <w:r>
+        <w:rPr>
+          <w:b/>
+        </w:rPr>
         <w:t>Wes Browning</w:t>
       </w:r>
       <w:r>
@@ -2195,6 +2345,16 @@
         <w:rPr>
           <w:b w:val="0"/>
         </w:rPr>
+      </w:r>
+      <w:r>
+        <w:rPr>
+          <w:b/>
+        </w:rPr>
+      </w:r>
+      <w:r>
+        <w:rPr>
+          <w:b w:val="0"/>
+        </w:rPr>
         <w:t xml:space="preserve"> </w:t>
       </w:r>
       <w:r>
@@ -2262,6 +2422,16 @@
         </w:rPr>
       </w:r>
       <w:proofErr w:type="spellEnd"/>
+      <w:r>
+        <w:rPr>
+          <w:b w:val="0"/>
+        </w:rPr>
+      </w:r>
+      <w:r>
+        <w:rPr>
+          <w:b/>
+        </w:rPr>
+      </w:r>
       <w:r>
         <w:rPr>
           <w:b w:val="0"/>
@@ -2552,6 +2722,26 @@
         <w:rPr>
           <w:b w:val="0"/>
         </w:rPr>
+      </w:r>
+      <w:r>
+        <w:rPr>
+          <w:b w:val="0"/>
+        </w:rPr>
+      </w:r>
+      <w:r>
+        <w:rPr>
+          <w:b w:val="0"/>
+        </w:rPr>
+      </w:r>
+      <w:r>
+        <w:rPr>
+          <w:b/>
+        </w:rPr>
+      </w:r>
+      <w:r>
+        <w:rPr>
+          <w:b w:val="0"/>
+        </w:rPr>
         <w:t>:</w:t>
       </w:r>
       <w:r>
@@ -2681,6 +2871,16 @@
         <w:rPr>
           <w:b w:val="0"/>
         </w:rPr>
+      </w:r>
+      <w:r>
+        <w:rPr>
+          <w:b/>
+        </w:rPr>
+      </w:r>
+      <w:r>
+        <w:rPr>
+          <w:b w:val="0"/>
+        </w:rPr>
         <w:tab/>
       </w:r>
       <w:r>
@@ -2704,6 +2904,16 @@
         </w:rPr>
       </w:r>
       <w:r/>
+      <w:r>
+        <w:rPr>
+          <w:b/>
+        </w:rPr>
+      </w:r>
+      <w:r>
+        <w:rPr>
+          <w:b w:val="0"/>
+        </w:rPr>
+      </w:r>
       <w:r>
         <w:rPr>
           <w:b/>

--- a/Project Rooms/Contract for Deed/output/320 Rose - Memorandum of Contract for Deed - ATTORNEY REVIEW PACKAGE.docx
+++ b/Project Rooms/Contract for Deed/output/320 Rose - Memorandum of Contract for Deed - ATTORNEY REVIEW PACKAGE.docx
@@ -177,6 +177,21 @@
         <w:rPr>
           <w:b/>
         </w:rPr>
+      </w:r>
+      <w:r>
+        <w:rPr>
+          <w:b w:val="0"/>
+        </w:rPr>
+      </w:r>
+      <w:r>
+        <w:rPr>
+          <w:b/>
+        </w:rPr>
+      </w:r>
+      <w:r>
+        <w:rPr>
+          <w:b/>
+        </w:rPr>
         <w:t>NORTH CAROLINA</w:t>
       </w:r>
       <w:r>
@@ -231,6 +246,26 @@
         <w:rPr>
           <w:b/>
           <w:bCs/>
+        </w:rPr>
+      </w:r>
+      <w:r>
+        <w:rPr>
+          <w:b/>
+        </w:rPr>
+      </w:r>
+      <w:r>
+        <w:rPr>
+          <w:b w:val="0"/>
+        </w:rPr>
+      </w:r>
+      <w:r>
+        <w:rPr>
+          <w:b/>
+        </w:rPr>
+      </w:r>
+      <w:r>
+        <w:rPr>
+          <w:b w:val="0"/>
         </w:rPr>
       </w:r>
       <w:r>
@@ -705,6 +740,11 @@
         <w:rPr>
           <w:b/>
         </w:rPr>
+      </w:r>
+      <w:r>
+        <w:rPr>
+          <w:b/>
+        </w:rPr>
         <w:t xml:space="preserve"> 320 Rose Pl, Wendell, NC 27591</w:t>
       </w:r>
     </w:p>
@@ -776,6 +816,11 @@
         <w:rPr>
           <w:b/>
         </w:rPr>
+      </w:r>
+      <w:r>
+        <w:rPr>
+          <w:b/>
+        </w:rPr>
         <w:t>BEING all of Lot 95, Section 2, of Candlewick Subdivision, as depicted in Book of Maps 1974, Page 271, Wake County Registry</w:t>
       </w:r>
     </w:p>
@@ -838,6 +883,11 @@
         <w:rPr>
           <w:b/>
         </w:rPr>
+      </w:r>
+      <w:r>
+        <w:rPr>
+          <w:b/>
+        </w:rPr>
         <w:t>WAKE / 1765676891</w:t>
       </w:r>
     </w:p>
@@ -917,6 +967,11 @@
         <w:rPr>
           <w:b/>
         </w:rPr>
+      </w:r>
+      <w:r>
+        <w:rPr>
+          <w:b/>
+        </w:rPr>
         <w:t>7/1/2026</w:t>
       </w:r>
     </w:p>
@@ -979,6 +1034,11 @@
         <w:rPr>
           <w:b/>
         </w:rPr>
+      </w:r>
+      <w:r>
+        <w:rPr>
+          <w:b/>
+        </w:rPr>
         <w:t>6/1/2056</w:t>
       </w:r>
     </w:p>
@@ -991,6 +1051,11 @@
           <w:b/>
         </w:rPr>
         <w:t xml:space="preserve">Total Number of Installment Payments: </w:t>
+      </w:r>
+      <w:r>
+        <w:rPr>
+          <w:b/>
+        </w:rPr>
       </w:r>
       <w:r>
         <w:rPr>
@@ -1272,6 +1337,16 @@
         <w:rPr>
           <w:b/>
         </w:rPr>
+      </w:r>
+      <w:r>
+        <w:rPr>
+          <w:b/>
+        </w:rPr>
+      </w:r>
+      <w:r>
+        <w:rPr>
+          <w:b/>
+        </w:rPr>
         <w:t>Investment Services LLC</w:t>
       </w:r>
       <w:r>
@@ -1354,6 +1429,11 @@
         <w:rPr>
           <w:b/>
         </w:rPr>
+      </w:r>
+      <w:r>
+        <w:rPr>
+          <w:b/>
+        </w:rPr>
         <w:t>Wes Browning, Manager</w:t>
       </w:r>
     </w:p>
@@ -1463,6 +1543,16 @@
         <w:rPr>
           <w:b/>
         </w:rPr>
+      </w:r>
+      <w:r>
+        <w:rPr>
+          <w:b/>
+        </w:rPr>
+      </w:r>
+      <w:r>
+        <w:rPr>
+          <w:b/>
+        </w:rPr>
         <w:t>Investment Services LLC</w:t>
       </w:r>
       <w:r>
@@ -1704,6 +1794,26 @@
         <w:rPr>
           <w:b w:val="0"/>
         </w:rPr>
+      </w:r>
+      <w:r>
+        <w:rPr>
+          <w:b w:val="0"/>
+        </w:rPr>
+      </w:r>
+      <w:r>
+        <w:rPr>
+          <w:b w:val="0"/>
+        </w:rPr>
+      </w:r>
+      <w:r>
+        <w:rPr>
+          <w:b/>
+        </w:rPr>
+      </w:r>
+      <w:r>
+        <w:rPr>
+          <w:b w:val="0"/>
+        </w:rPr>
         <w:t>:</w:t>
       </w:r>
       <w:r>
@@ -1761,6 +1871,16 @@
         </w:rPr>
       </w:r>
       <w:proofErr w:type="gramEnd"/>
+      <w:r>
+        <w:rPr>
+          <w:b w:val="0"/>
+        </w:rPr>
+      </w:r>
+      <w:r>
+        <w:rPr>
+          <w:b/>
+        </w:rPr>
+      </w:r>
       <w:r>
         <w:rPr>
           <w:b w:val="0"/>
@@ -2149,6 +2269,36 @@
         <w:rPr>
           <w:b/>
         </w:rPr>
+      </w:r>
+      <w:r>
+        <w:rPr>
+          <w:b w:val="0"/>
+        </w:rPr>
+      </w:r>
+      <w:r>
+        <w:rPr>
+          <w:b/>
+        </w:rPr>
+      </w:r>
+      <w:r>
+        <w:rPr>
+          <w:b w:val="0"/>
+        </w:rPr>
+      </w:r>
+      <w:r>
+        <w:rPr>
+          <w:b/>
+        </w:rPr>
+      </w:r>
+      <w:r>
+        <w:rPr>
+          <w:b w:val="0"/>
+        </w:rPr>
+      </w:r>
+      <w:r>
+        <w:rPr>
+          <w:b/>
+        </w:rPr>
         <w:t>Wes Browning</w:t>
       </w:r>
       <w:r>
@@ -2355,6 +2505,16 @@
         <w:rPr>
           <w:b w:val="0"/>
         </w:rPr>
+      </w:r>
+      <w:r>
+        <w:rPr>
+          <w:b/>
+        </w:rPr>
+      </w:r>
+      <w:r>
+        <w:rPr>
+          <w:b w:val="0"/>
+        </w:rPr>
         <w:t xml:space="preserve"> </w:t>
       </w:r>
       <w:r>
@@ -2422,6 +2582,16 @@
         </w:rPr>
       </w:r>
       <w:proofErr w:type="spellEnd"/>
+      <w:r>
+        <w:rPr>
+          <w:b w:val="0"/>
+        </w:rPr>
+      </w:r>
+      <w:r>
+        <w:rPr>
+          <w:b/>
+        </w:rPr>
+      </w:r>
       <w:r>
         <w:rPr>
           <w:b w:val="0"/>
@@ -2742,6 +2912,26 @@
         <w:rPr>
           <w:b w:val="0"/>
         </w:rPr>
+      </w:r>
+      <w:r>
+        <w:rPr>
+          <w:b w:val="0"/>
+        </w:rPr>
+      </w:r>
+      <w:r>
+        <w:rPr>
+          <w:b w:val="0"/>
+        </w:rPr>
+      </w:r>
+      <w:r>
+        <w:rPr>
+          <w:b/>
+        </w:rPr>
+      </w:r>
+      <w:r>
+        <w:rPr>
+          <w:b w:val="0"/>
+        </w:rPr>
         <w:t>:</w:t>
       </w:r>
       <w:r>
@@ -2881,6 +3071,16 @@
         <w:rPr>
           <w:b w:val="0"/>
         </w:rPr>
+      </w:r>
+      <w:r>
+        <w:rPr>
+          <w:b/>
+        </w:rPr>
+      </w:r>
+      <w:r>
+        <w:rPr>
+          <w:b w:val="0"/>
+        </w:rPr>
         <w:tab/>
       </w:r>
       <w:r>
@@ -2904,6 +3104,16 @@
         </w:rPr>
       </w:r>
       <w:r/>
+      <w:r>
+        <w:rPr>
+          <w:b/>
+        </w:rPr>
+      </w:r>
+      <w:r>
+        <w:rPr>
+          <w:b w:val="0"/>
+        </w:rPr>
+      </w:r>
       <w:r>
         <w:rPr>
           <w:b/>

--- a/Project Rooms/Contract for Deed/output/320 Rose - Memorandum of Contract for Deed - ATTORNEY REVIEW PACKAGE.docx
+++ b/Project Rooms/Contract for Deed/output/320 Rose - Memorandum of Contract for Deed - ATTORNEY REVIEW PACKAGE.docx
@@ -192,6 +192,21 @@
         <w:rPr>
           <w:b/>
         </w:rPr>
+      </w:r>
+      <w:r>
+        <w:rPr>
+          <w:b w:val="0"/>
+        </w:rPr>
+      </w:r>
+      <w:r>
+        <w:rPr>
+          <w:b/>
+        </w:rPr>
+      </w:r>
+      <w:r>
+        <w:rPr>
+          <w:b/>
+        </w:rPr>
         <w:t>NORTH CAROLINA</w:t>
       </w:r>
       <w:r>
@@ -246,6 +261,26 @@
         <w:rPr>
           <w:b/>
           <w:bCs/>
+        </w:rPr>
+      </w:r>
+      <w:r>
+        <w:rPr>
+          <w:b/>
+        </w:rPr>
+      </w:r>
+      <w:r>
+        <w:rPr>
+          <w:b w:val="0"/>
+        </w:rPr>
+      </w:r>
+      <w:r>
+        <w:rPr>
+          <w:b/>
+        </w:rPr>
+      </w:r>
+      <w:r>
+        <w:rPr>
+          <w:b w:val="0"/>
         </w:rPr>
       </w:r>
       <w:r>
@@ -745,6 +780,11 @@
         <w:rPr>
           <w:b/>
         </w:rPr>
+      </w:r>
+      <w:r>
+        <w:rPr>
+          <w:b/>
+        </w:rPr>
         <w:t xml:space="preserve"> 320 Rose Pl, Wendell, NC 27591</w:t>
       </w:r>
     </w:p>
@@ -821,6 +861,11 @@
         <w:rPr>
           <w:b/>
         </w:rPr>
+      </w:r>
+      <w:r>
+        <w:rPr>
+          <w:b/>
+        </w:rPr>
         <w:t>BEING all of Lot 95, Section 2, of Candlewick Subdivision, as depicted in Book of Maps 1974, Page 271, Wake County Registry</w:t>
       </w:r>
     </w:p>
@@ -888,6 +933,11 @@
         <w:rPr>
           <w:b/>
         </w:rPr>
+      </w:r>
+      <w:r>
+        <w:rPr>
+          <w:b/>
+        </w:rPr>
         <w:t>WAKE / 1765676891</w:t>
       </w:r>
     </w:p>
@@ -972,6 +1022,11 @@
         <w:rPr>
           <w:b/>
         </w:rPr>
+      </w:r>
+      <w:r>
+        <w:rPr>
+          <w:b/>
+        </w:rPr>
         <w:t>7/1/2026</w:t>
       </w:r>
     </w:p>
@@ -1039,6 +1094,11 @@
         <w:rPr>
           <w:b/>
         </w:rPr>
+      </w:r>
+      <w:r>
+        <w:rPr>
+          <w:b/>
+        </w:rPr>
         <w:t>6/1/2056</w:t>
       </w:r>
     </w:p>
@@ -1051,6 +1111,11 @@
           <w:b/>
         </w:rPr>
         <w:t xml:space="preserve">Total Number of Installment Payments: </w:t>
+      </w:r>
+      <w:r>
+        <w:rPr>
+          <w:b/>
+        </w:rPr>
       </w:r>
       <w:r>
         <w:rPr>
@@ -1347,6 +1412,16 @@
         <w:rPr>
           <w:b/>
         </w:rPr>
+      </w:r>
+      <w:r>
+        <w:rPr>
+          <w:b/>
+        </w:rPr>
+      </w:r>
+      <w:r>
+        <w:rPr>
+          <w:b/>
+        </w:rPr>
         <w:t>Investment Services LLC</w:t>
       </w:r>
       <w:r>
@@ -1434,6 +1509,11 @@
         <w:rPr>
           <w:b/>
         </w:rPr>
+      </w:r>
+      <w:r>
+        <w:rPr>
+          <w:b/>
+        </w:rPr>
         <w:t>Wes Browning, Manager</w:t>
       </w:r>
     </w:p>
@@ -1553,6 +1633,16 @@
         <w:rPr>
           <w:b/>
         </w:rPr>
+      </w:r>
+      <w:r>
+        <w:rPr>
+          <w:b/>
+        </w:rPr>
+      </w:r>
+      <w:r>
+        <w:rPr>
+          <w:b/>
+        </w:rPr>
         <w:t>Investment Services LLC</w:t>
       </w:r>
       <w:r>
@@ -1814,6 +1904,26 @@
         <w:rPr>
           <w:b w:val="0"/>
         </w:rPr>
+      </w:r>
+      <w:r>
+        <w:rPr>
+          <w:b w:val="0"/>
+        </w:rPr>
+      </w:r>
+      <w:r>
+        <w:rPr>
+          <w:b w:val="0"/>
+        </w:rPr>
+      </w:r>
+      <w:r>
+        <w:rPr>
+          <w:b/>
+        </w:rPr>
+      </w:r>
+      <w:r>
+        <w:rPr>
+          <w:b w:val="0"/>
+        </w:rPr>
         <w:t>:</w:t>
       </w:r>
       <w:r>
@@ -1871,6 +1981,16 @@
         </w:rPr>
       </w:r>
       <w:proofErr w:type="gramEnd"/>
+      <w:r>
+        <w:rPr>
+          <w:b w:val="0"/>
+        </w:rPr>
+      </w:r>
+      <w:r>
+        <w:rPr>
+          <w:b/>
+        </w:rPr>
+      </w:r>
       <w:r>
         <w:rPr>
           <w:b w:val="0"/>
@@ -2299,6 +2419,36 @@
         <w:rPr>
           <w:b/>
         </w:rPr>
+      </w:r>
+      <w:r>
+        <w:rPr>
+          <w:b w:val="0"/>
+        </w:rPr>
+      </w:r>
+      <w:r>
+        <w:rPr>
+          <w:b/>
+        </w:rPr>
+      </w:r>
+      <w:r>
+        <w:rPr>
+          <w:b w:val="0"/>
+        </w:rPr>
+      </w:r>
+      <w:r>
+        <w:rPr>
+          <w:b/>
+        </w:rPr>
+      </w:r>
+      <w:r>
+        <w:rPr>
+          <w:b w:val="0"/>
+        </w:rPr>
+      </w:r>
+      <w:r>
+        <w:rPr>
+          <w:b/>
+        </w:rPr>
         <w:t>Wes Browning</w:t>
       </w:r>
       <w:r>
@@ -2515,6 +2665,16 @@
         <w:rPr>
           <w:b w:val="0"/>
         </w:rPr>
+      </w:r>
+      <w:r>
+        <w:rPr>
+          <w:b/>
+        </w:rPr>
+      </w:r>
+      <w:r>
+        <w:rPr>
+          <w:b w:val="0"/>
+        </w:rPr>
         <w:t xml:space="preserve"> </w:t>
       </w:r>
       <w:r>
@@ -2582,6 +2742,16 @@
         </w:rPr>
       </w:r>
       <w:proofErr w:type="spellEnd"/>
+      <w:r>
+        <w:rPr>
+          <w:b w:val="0"/>
+        </w:rPr>
+      </w:r>
+      <w:r>
+        <w:rPr>
+          <w:b/>
+        </w:rPr>
+      </w:r>
       <w:r>
         <w:rPr>
           <w:b w:val="0"/>
@@ -2932,6 +3102,26 @@
         <w:rPr>
           <w:b w:val="0"/>
         </w:rPr>
+      </w:r>
+      <w:r>
+        <w:rPr>
+          <w:b w:val="0"/>
+        </w:rPr>
+      </w:r>
+      <w:r>
+        <w:rPr>
+          <w:b w:val="0"/>
+        </w:rPr>
+      </w:r>
+      <w:r>
+        <w:rPr>
+          <w:b/>
+        </w:rPr>
+      </w:r>
+      <w:r>
+        <w:rPr>
+          <w:b w:val="0"/>
+        </w:rPr>
         <w:t>:</w:t>
       </w:r>
       <w:r>
@@ -3081,6 +3271,16 @@
         <w:rPr>
           <w:b w:val="0"/>
         </w:rPr>
+      </w:r>
+      <w:r>
+        <w:rPr>
+          <w:b/>
+        </w:rPr>
+      </w:r>
+      <w:r>
+        <w:rPr>
+          <w:b w:val="0"/>
+        </w:rPr>
         <w:tab/>
       </w:r>
       <w:r>
@@ -3104,6 +3304,16 @@
         </w:rPr>
       </w:r>
       <w:r/>
+      <w:r>
+        <w:rPr>
+          <w:b/>
+        </w:rPr>
+      </w:r>
+      <w:r>
+        <w:rPr>
+          <w:b w:val="0"/>
+        </w:rPr>
+      </w:r>
       <w:r>
         <w:rPr>
           <w:b/>

--- a/Project Rooms/Contract for Deed/output/320 Rose - Memorandum of Contract for Deed - ATTORNEY REVIEW PACKAGE.docx
+++ b/Project Rooms/Contract for Deed/output/320 Rose - Memorandum of Contract for Deed - ATTORNEY REVIEW PACKAGE.docx
@@ -207,6 +207,21 @@
         <w:rPr>
           <w:b/>
         </w:rPr>
+      </w:r>
+      <w:r>
+        <w:rPr>
+          <w:b w:val="0"/>
+        </w:rPr>
+      </w:r>
+      <w:r>
+        <w:rPr>
+          <w:b/>
+        </w:rPr>
+      </w:r>
+      <w:r>
+        <w:rPr>
+          <w:b/>
+        </w:rPr>
         <w:t>NORTH CAROLINA</w:t>
       </w:r>
       <w:r>
@@ -261,6 +276,26 @@
         <w:rPr>
           <w:b/>
           <w:bCs/>
+        </w:rPr>
+      </w:r>
+      <w:r>
+        <w:rPr>
+          <w:b/>
+        </w:rPr>
+      </w:r>
+      <w:r>
+        <w:rPr>
+          <w:b w:val="0"/>
+        </w:rPr>
+      </w:r>
+      <w:r>
+        <w:rPr>
+          <w:b/>
+        </w:rPr>
+      </w:r>
+      <w:r>
+        <w:rPr>
+          <w:b w:val="0"/>
         </w:rPr>
       </w:r>
       <w:r>
@@ -785,6 +820,11 @@
         <w:rPr>
           <w:b/>
         </w:rPr>
+      </w:r>
+      <w:r>
+        <w:rPr>
+          <w:b/>
+        </w:rPr>
         <w:t xml:space="preserve"> 320 Rose Pl, Wendell, NC 27591</w:t>
       </w:r>
     </w:p>
@@ -866,6 +906,11 @@
         <w:rPr>
           <w:b/>
         </w:rPr>
+      </w:r>
+      <w:r>
+        <w:rPr>
+          <w:b/>
+        </w:rPr>
         <w:t>BEING all of Lot 95, Section 2, of Candlewick Subdivision, as depicted in Book of Maps 1974, Page 271, Wake County Registry</w:t>
       </w:r>
     </w:p>
@@ -938,6 +983,11 @@
         <w:rPr>
           <w:b/>
         </w:rPr>
+      </w:r>
+      <w:r>
+        <w:rPr>
+          <w:b/>
+        </w:rPr>
         <w:t>WAKE / 1765676891</w:t>
       </w:r>
     </w:p>
@@ -1027,6 +1077,11 @@
         <w:rPr>
           <w:b/>
         </w:rPr>
+      </w:r>
+      <w:r>
+        <w:rPr>
+          <w:b/>
+        </w:rPr>
         <w:t>7/1/2026</w:t>
       </w:r>
     </w:p>
@@ -1099,6 +1154,11 @@
         <w:rPr>
           <w:b/>
         </w:rPr>
+      </w:r>
+      <w:r>
+        <w:rPr>
+          <w:b/>
+        </w:rPr>
         <w:t>6/1/2056</w:t>
       </w:r>
     </w:p>
@@ -1111,6 +1171,11 @@
           <w:b/>
         </w:rPr>
         <w:t xml:space="preserve">Total Number of Installment Payments: </w:t>
+      </w:r>
+      <w:r>
+        <w:rPr>
+          <w:b/>
+        </w:rPr>
       </w:r>
       <w:r>
         <w:rPr>
@@ -1422,6 +1487,16 @@
         <w:rPr>
           <w:b/>
         </w:rPr>
+      </w:r>
+      <w:r>
+        <w:rPr>
+          <w:b/>
+        </w:rPr>
+      </w:r>
+      <w:r>
+        <w:rPr>
+          <w:b/>
+        </w:rPr>
         <w:t>Investment Services LLC</w:t>
       </w:r>
       <w:r>
@@ -1514,6 +1589,11 @@
         <w:rPr>
           <w:b/>
         </w:rPr>
+      </w:r>
+      <w:r>
+        <w:rPr>
+          <w:b/>
+        </w:rPr>
         <w:t>Wes Browning, Manager</w:t>
       </w:r>
     </w:p>
@@ -1643,6 +1723,16 @@
         <w:rPr>
           <w:b/>
         </w:rPr>
+      </w:r>
+      <w:r>
+        <w:rPr>
+          <w:b/>
+        </w:rPr>
+      </w:r>
+      <w:r>
+        <w:rPr>
+          <w:b/>
+        </w:rPr>
         <w:t>Investment Services LLC</w:t>
       </w:r>
       <w:r>
@@ -1924,6 +2014,26 @@
         <w:rPr>
           <w:b w:val="0"/>
         </w:rPr>
+      </w:r>
+      <w:r>
+        <w:rPr>
+          <w:b w:val="0"/>
+        </w:rPr>
+      </w:r>
+      <w:r>
+        <w:rPr>
+          <w:b w:val="0"/>
+        </w:rPr>
+      </w:r>
+      <w:r>
+        <w:rPr>
+          <w:b/>
+        </w:rPr>
+      </w:r>
+      <w:r>
+        <w:rPr>
+          <w:b w:val="0"/>
+        </w:rPr>
         <w:t>:</w:t>
       </w:r>
       <w:r>
@@ -1981,6 +2091,16 @@
         </w:rPr>
       </w:r>
       <w:proofErr w:type="gramEnd"/>
+      <w:r>
+        <w:rPr>
+          <w:b w:val="0"/>
+        </w:rPr>
+      </w:r>
+      <w:r>
+        <w:rPr>
+          <w:b/>
+        </w:rPr>
+      </w:r>
       <w:r>
         <w:rPr>
           <w:b w:val="0"/>
@@ -2449,6 +2569,36 @@
         <w:rPr>
           <w:b/>
         </w:rPr>
+      </w:r>
+      <w:r>
+        <w:rPr>
+          <w:b w:val="0"/>
+        </w:rPr>
+      </w:r>
+      <w:r>
+        <w:rPr>
+          <w:b/>
+        </w:rPr>
+      </w:r>
+      <w:r>
+        <w:rPr>
+          <w:b w:val="0"/>
+        </w:rPr>
+      </w:r>
+      <w:r>
+        <w:rPr>
+          <w:b/>
+        </w:rPr>
+      </w:r>
+      <w:r>
+        <w:rPr>
+          <w:b w:val="0"/>
+        </w:rPr>
+      </w:r>
+      <w:r>
+        <w:rPr>
+          <w:b/>
+        </w:rPr>
         <w:t>Wes Browning</w:t>
       </w:r>
       <w:r>
@@ -2675,6 +2825,16 @@
         <w:rPr>
           <w:b w:val="0"/>
         </w:rPr>
+      </w:r>
+      <w:r>
+        <w:rPr>
+          <w:b/>
+        </w:rPr>
+      </w:r>
+      <w:r>
+        <w:rPr>
+          <w:b w:val="0"/>
+        </w:rPr>
         <w:t xml:space="preserve"> </w:t>
       </w:r>
       <w:r>
@@ -2742,6 +2902,16 @@
         </w:rPr>
       </w:r>
       <w:proofErr w:type="spellEnd"/>
+      <w:r>
+        <w:rPr>
+          <w:b w:val="0"/>
+        </w:rPr>
+      </w:r>
+      <w:r>
+        <w:rPr>
+          <w:b/>
+        </w:rPr>
+      </w:r>
       <w:r>
         <w:rPr>
           <w:b w:val="0"/>
@@ -3122,6 +3292,26 @@
         <w:rPr>
           <w:b w:val="0"/>
         </w:rPr>
+      </w:r>
+      <w:r>
+        <w:rPr>
+          <w:b w:val="0"/>
+        </w:rPr>
+      </w:r>
+      <w:r>
+        <w:rPr>
+          <w:b w:val="0"/>
+        </w:rPr>
+      </w:r>
+      <w:r>
+        <w:rPr>
+          <w:b/>
+        </w:rPr>
+      </w:r>
+      <w:r>
+        <w:rPr>
+          <w:b w:val="0"/>
+        </w:rPr>
         <w:t>:</w:t>
       </w:r>
       <w:r>
@@ -3281,6 +3471,16 @@
         <w:rPr>
           <w:b w:val="0"/>
         </w:rPr>
+      </w:r>
+      <w:r>
+        <w:rPr>
+          <w:b/>
+        </w:rPr>
+      </w:r>
+      <w:r>
+        <w:rPr>
+          <w:b w:val="0"/>
+        </w:rPr>
         <w:tab/>
       </w:r>
       <w:r>
@@ -3304,6 +3504,16 @@
         </w:rPr>
       </w:r>
       <w:r/>
+      <w:r>
+        <w:rPr>
+          <w:b/>
+        </w:rPr>
+      </w:r>
+      <w:r>
+        <w:rPr>
+          <w:b w:val="0"/>
+        </w:rPr>
+      </w:r>
       <w:r>
         <w:rPr>
           <w:b/>

--- a/Project Rooms/Contract for Deed/output/320 Rose - Memorandum of Contract for Deed - ATTORNEY REVIEW PACKAGE.docx
+++ b/Project Rooms/Contract for Deed/output/320 Rose - Memorandum of Contract for Deed - ATTORNEY REVIEW PACKAGE.docx
@@ -222,6 +222,51 @@
         <w:rPr>
           <w:b/>
         </w:rPr>
+      </w:r>
+      <w:r>
+        <w:rPr>
+          <w:b w:val="0"/>
+        </w:rPr>
+      </w:r>
+      <w:r>
+        <w:rPr>
+          <w:b/>
+        </w:rPr>
+      </w:r>
+      <w:r>
+        <w:rPr>
+          <w:b/>
+        </w:rPr>
+      </w:r>
+      <w:r>
+        <w:rPr>
+          <w:b w:val="0"/>
+        </w:rPr>
+      </w:r>
+      <w:r>
+        <w:rPr>
+          <w:b/>
+        </w:rPr>
+      </w:r>
+      <w:r>
+        <w:rPr>
+          <w:b/>
+        </w:rPr>
+      </w:r>
+      <w:r>
+        <w:rPr>
+          <w:b w:val="0"/>
+        </w:rPr>
+      </w:r>
+      <w:r>
+        <w:rPr>
+          <w:b/>
+        </w:rPr>
+      </w:r>
+      <w:r>
+        <w:rPr>
+          <w:b/>
+        </w:rPr>
         <w:t>NORTH CAROLINA</w:t>
       </w:r>
       <w:r>
@@ -276,6 +321,66 @@
         <w:rPr>
           <w:b/>
           <w:bCs/>
+        </w:rPr>
+      </w:r>
+      <w:r>
+        <w:rPr>
+          <w:b/>
+        </w:rPr>
+      </w:r>
+      <w:r>
+        <w:rPr>
+          <w:b w:val="0"/>
+        </w:rPr>
+      </w:r>
+      <w:r>
+        <w:rPr>
+          <w:b/>
+        </w:rPr>
+      </w:r>
+      <w:r>
+        <w:rPr>
+          <w:b w:val="0"/>
+        </w:rPr>
+      </w:r>
+      <w:r>
+        <w:rPr>
+          <w:b/>
+        </w:rPr>
+      </w:r>
+      <w:r>
+        <w:rPr>
+          <w:b w:val="0"/>
+        </w:rPr>
+      </w:r>
+      <w:r>
+        <w:rPr>
+          <w:b/>
+        </w:rPr>
+      </w:r>
+      <w:r>
+        <w:rPr>
+          <w:b w:val="0"/>
+        </w:rPr>
+      </w:r>
+      <w:r>
+        <w:rPr>
+          <w:b/>
+        </w:rPr>
+      </w:r>
+      <w:r>
+        <w:rPr>
+          <w:b w:val="0"/>
+        </w:rPr>
+      </w:r>
+      <w:r>
+        <w:rPr>
+          <w:b/>
+        </w:rPr>
+      </w:r>
+      <w:r>
+        <w:rPr>
+          <w:b w:val="0"/>
         </w:rPr>
       </w:r>
       <w:r>
@@ -825,6 +930,21 @@
         <w:rPr>
           <w:b/>
         </w:rPr>
+      </w:r>
+      <w:r>
+        <w:rPr>
+          <w:b/>
+        </w:rPr>
+      </w:r>
+      <w:r>
+        <w:rPr>
+          <w:b/>
+        </w:rPr>
+      </w:r>
+      <w:r>
+        <w:rPr>
+          <w:b/>
+        </w:rPr>
         <w:t xml:space="preserve"> 320 Rose Pl, Wendell, NC 27591</w:t>
       </w:r>
     </w:p>
@@ -911,6 +1031,21 @@
         <w:rPr>
           <w:b/>
         </w:rPr>
+      </w:r>
+      <w:r>
+        <w:rPr>
+          <w:b/>
+        </w:rPr>
+      </w:r>
+      <w:r>
+        <w:rPr>
+          <w:b/>
+        </w:rPr>
+      </w:r>
+      <w:r>
+        <w:rPr>
+          <w:b/>
+        </w:rPr>
         <w:t>BEING all of Lot 95, Section 2, of Candlewick Subdivision, as depicted in Book of Maps 1974, Page 271, Wake County Registry</w:t>
       </w:r>
     </w:p>
@@ -988,6 +1123,21 @@
         <w:rPr>
           <w:b/>
         </w:rPr>
+      </w:r>
+      <w:r>
+        <w:rPr>
+          <w:b/>
+        </w:rPr>
+      </w:r>
+      <w:r>
+        <w:rPr>
+          <w:b/>
+        </w:rPr>
+      </w:r>
+      <w:r>
+        <w:rPr>
+          <w:b/>
+        </w:rPr>
         <w:t>WAKE / 1765676891</w:t>
       </w:r>
     </w:p>
@@ -1082,6 +1232,21 @@
         <w:rPr>
           <w:b/>
         </w:rPr>
+      </w:r>
+      <w:r>
+        <w:rPr>
+          <w:b/>
+        </w:rPr>
+      </w:r>
+      <w:r>
+        <w:rPr>
+          <w:b/>
+        </w:rPr>
+      </w:r>
+      <w:r>
+        <w:rPr>
+          <w:b/>
+        </w:rPr>
         <w:t>7/1/2026</w:t>
       </w:r>
     </w:p>
@@ -1159,6 +1324,21 @@
         <w:rPr>
           <w:b/>
         </w:rPr>
+      </w:r>
+      <w:r>
+        <w:rPr>
+          <w:b/>
+        </w:rPr>
+      </w:r>
+      <w:r>
+        <w:rPr>
+          <w:b/>
+        </w:rPr>
+      </w:r>
+      <w:r>
+        <w:rPr>
+          <w:b/>
+        </w:rPr>
         <w:t>6/1/2056</w:t>
       </w:r>
     </w:p>
@@ -1171,6 +1351,21 @@
           <w:b/>
         </w:rPr>
         <w:t xml:space="preserve">Total Number of Installment Payments: </w:t>
+      </w:r>
+      <w:r>
+        <w:rPr>
+          <w:b/>
+        </w:rPr>
+      </w:r>
+      <w:r>
+        <w:rPr>
+          <w:b/>
+        </w:rPr>
+      </w:r>
+      <w:r>
+        <w:rPr>
+          <w:b/>
+        </w:rPr>
       </w:r>
       <w:r>
         <w:rPr>
@@ -1497,6 +1692,36 @@
         <w:rPr>
           <w:b/>
         </w:rPr>
+      </w:r>
+      <w:r>
+        <w:rPr>
+          <w:b/>
+        </w:rPr>
+      </w:r>
+      <w:r>
+        <w:rPr>
+          <w:b/>
+        </w:rPr>
+      </w:r>
+      <w:r>
+        <w:rPr>
+          <w:b/>
+        </w:rPr>
+      </w:r>
+      <w:r>
+        <w:rPr>
+          <w:b/>
+        </w:rPr>
+      </w:r>
+      <w:r>
+        <w:rPr>
+          <w:b/>
+        </w:rPr>
+      </w:r>
+      <w:r>
+        <w:rPr>
+          <w:b/>
+        </w:rPr>
         <w:t>Investment Services LLC</w:t>
       </w:r>
       <w:r>
@@ -1594,6 +1819,21 @@
         <w:rPr>
           <w:b/>
         </w:rPr>
+      </w:r>
+      <w:r>
+        <w:rPr>
+          <w:b/>
+        </w:rPr>
+      </w:r>
+      <w:r>
+        <w:rPr>
+          <w:b/>
+        </w:rPr>
+      </w:r>
+      <w:r>
+        <w:rPr>
+          <w:b/>
+        </w:rPr>
         <w:t>Wes Browning, Manager</w:t>
       </w:r>
     </w:p>
@@ -1733,6 +1973,36 @@
         <w:rPr>
           <w:b/>
         </w:rPr>
+      </w:r>
+      <w:r>
+        <w:rPr>
+          <w:b/>
+        </w:rPr>
+      </w:r>
+      <w:r>
+        <w:rPr>
+          <w:b/>
+        </w:rPr>
+      </w:r>
+      <w:r>
+        <w:rPr>
+          <w:b/>
+        </w:rPr>
+      </w:r>
+      <w:r>
+        <w:rPr>
+          <w:b/>
+        </w:rPr>
+      </w:r>
+      <w:r>
+        <w:rPr>
+          <w:b/>
+        </w:rPr>
+      </w:r>
+      <w:r>
+        <w:rPr>
+          <w:b/>
+        </w:rPr>
         <w:t>Investment Services LLC</w:t>
       </w:r>
       <w:r>
@@ -1758,888 +2028,33 @@
       </w:r>
     </w:p>
     <w:p>
-      <w:pPr>
-        <w:rPr>
-          <w:b/>
-          <w:bCs/>
-          <w:u w:val="single"/>
-        </w:rPr>
-      </w:pPr>
-      <w:r>
-        <w:rPr>
-          <w:b w:val="0"/>
-        </w:rPr>
-        <w:t>STATE OF</w:t>
-      </w:r>
-      <w:proofErr w:type="gramStart"/>
-      <w:r/>
-      <w:r/>
-      <w:r/>
-      <w:r>
-        <w:rPr>
-          <w:b/>
-          <w:bCs/>
-          <w:u w:val="single"/>
-        </w:rPr>
-      </w:r>
-      <w:proofErr w:type="gramEnd"/>
-      <w:r>
-        <w:rPr>
-          <w:b/>
-          <w:bCs/>
-          <w:u w:val="single"/>
-        </w:rPr>
-      </w:r>
-      <w:r>
-        <w:rPr>
-          <w:b w:val="0"/>
-        </w:rPr>
-      </w:r>
-      <w:r>
-        <w:rPr>
-          <w:b w:val="0"/>
-        </w:rPr>
-      </w:r>
-      <w:r>
-        <w:rPr>
-          <w:b w:val="0"/>
-        </w:rPr>
-      </w:r>
-      <w:r>
-        <w:rPr>
-          <w:b/>
-        </w:rPr>
-      </w:r>
-      <w:r>
-        <w:rPr>
-          <w:b w:val="0"/>
-        </w:rPr>
-      </w:r>
-      <w:r>
-        <w:rPr>
-          <w:b w:val="0"/>
-        </w:rPr>
-      </w:r>
-      <w:r>
-        <w:rPr>
-          <w:b w:val="0"/>
-        </w:rPr>
-      </w:r>
-      <w:r>
-        <w:rPr>
-          <w:b/>
-        </w:rPr>
-      </w:r>
-      <w:r>
-        <w:rPr>
-          <w:b w:val="0"/>
-        </w:rPr>
-      </w:r>
-      <w:r>
-        <w:rPr>
-          <w:b w:val="0"/>
-        </w:rPr>
-      </w:r>
-      <w:r>
-        <w:rPr>
-          <w:b w:val="0"/>
-        </w:rPr>
-      </w:r>
-      <w:r>
-        <w:rPr>
-          <w:b/>
-        </w:rPr>
-      </w:r>
-      <w:r>
-        <w:rPr>
-          <w:b w:val="0"/>
-        </w:rPr>
-      </w:r>
-      <w:r>
-        <w:rPr>
-          <w:b w:val="0"/>
-        </w:rPr>
-      </w:r>
-      <w:r>
-        <w:rPr>
-          <w:b w:val="0"/>
-        </w:rPr>
-      </w:r>
-      <w:r>
-        <w:rPr>
-          <w:b/>
-        </w:rPr>
-      </w:r>
-      <w:r>
-        <w:rPr>
-          <w:b w:val="0"/>
-        </w:rPr>
-      </w:r>
-      <w:r>
-        <w:rPr>
-          <w:b w:val="0"/>
-        </w:rPr>
-      </w:r>
-      <w:r>
-        <w:rPr>
-          <w:b w:val="0"/>
-        </w:rPr>
-      </w:r>
-      <w:r>
-        <w:rPr>
-          <w:b/>
-        </w:rPr>
-      </w:r>
-      <w:r>
-        <w:rPr>
-          <w:b w:val="0"/>
-        </w:rPr>
-      </w:r>
-      <w:r>
-        <w:rPr>
-          <w:b w:val="0"/>
-        </w:rPr>
-      </w:r>
-      <w:r>
-        <w:rPr>
-          <w:b w:val="0"/>
-        </w:rPr>
-      </w:r>
-      <w:r>
-        <w:rPr>
-          <w:b/>
-        </w:rPr>
-      </w:r>
-      <w:r>
-        <w:rPr>
-          <w:b w:val="0"/>
-        </w:rPr>
-      </w:r>
-      <w:r>
-        <w:rPr>
-          <w:b w:val="0"/>
-        </w:rPr>
-      </w:r>
-      <w:r>
-        <w:rPr>
-          <w:b w:val="0"/>
-        </w:rPr>
-      </w:r>
-      <w:r>
-        <w:rPr>
-          <w:b/>
-        </w:rPr>
-      </w:r>
-      <w:r>
-        <w:rPr>
-          <w:b w:val="0"/>
-        </w:rPr>
-      </w:r>
-      <w:r>
-        <w:rPr>
-          <w:b w:val="0"/>
-        </w:rPr>
-      </w:r>
-      <w:r>
-        <w:rPr>
-          <w:b w:val="0"/>
-        </w:rPr>
-      </w:r>
-      <w:r>
-        <w:rPr>
-          <w:b/>
-        </w:rPr>
-      </w:r>
-      <w:r>
-        <w:rPr>
-          <w:b w:val="0"/>
-        </w:rPr>
-      </w:r>
-      <w:r>
-        <w:rPr>
-          <w:b w:val="0"/>
-        </w:rPr>
-      </w:r>
-      <w:r>
-        <w:rPr>
-          <w:b w:val="0"/>
-        </w:rPr>
-      </w:r>
-      <w:r>
-        <w:rPr>
-          <w:b/>
-        </w:rPr>
-      </w:r>
-      <w:r>
-        <w:rPr>
-          <w:b w:val="0"/>
-        </w:rPr>
-      </w:r>
-      <w:r>
-        <w:rPr>
-          <w:b w:val="0"/>
-        </w:rPr>
-      </w:r>
-      <w:r>
-        <w:rPr>
-          <w:b w:val="0"/>
-        </w:rPr>
-      </w:r>
-      <w:r>
-        <w:rPr>
-          <w:b/>
-        </w:rPr>
-      </w:r>
-      <w:r>
-        <w:rPr>
-          <w:b w:val="0"/>
-        </w:rPr>
-      </w:r>
-      <w:r>
-        <w:rPr>
-          <w:b w:val="0"/>
-        </w:rPr>
-      </w:r>
-      <w:r>
-        <w:rPr>
-          <w:b w:val="0"/>
-        </w:rPr>
-      </w:r>
-      <w:r>
-        <w:rPr>
-          <w:b/>
-        </w:rPr>
-      </w:r>
-      <w:r>
-        <w:rPr>
-          <w:b w:val="0"/>
-        </w:rPr>
-      </w:r>
-      <w:r>
-        <w:rPr>
-          <w:b w:val="0"/>
-        </w:rPr>
-      </w:r>
-      <w:r>
-        <w:rPr>
-          <w:b w:val="0"/>
-        </w:rPr>
-      </w:r>
-      <w:r>
-        <w:rPr>
-          <w:b/>
-        </w:rPr>
-      </w:r>
-      <w:r>
-        <w:rPr>
-          <w:b w:val="0"/>
-        </w:rPr>
-        <w:t>:</w:t>
-      </w:r>
-      <w:r>
-        <w:rPr>
-          <w:b w:val="0"/>
-        </w:rPr>
-        <w:t xml:space="preserve"> </w:t>
-      </w:r>
-      <w:r>
-        <w:rPr>
-          <w:b w:val="0"/>
-        </w:rPr>
-        <w:tab/>
-      </w:r>
-      <w:r>
-        <w:rPr>
-          <w:b/>
-        </w:rPr>
-        <w:t>NORTH CAROLINA</w:t>
+      <w:r>
+        <w:t>STATE OF: NORTH CAROLINA</w:t>
       </w:r>
     </w:p>
     <w:p>
-      <w:pPr>
-        <w:rPr>
-          <w:u w:val="single"/>
-        </w:rPr>
-      </w:pPr>
-      <w:r>
-        <w:rPr>
-          <w:b w:val="0"/>
-          <w:bCs/>
-        </w:rPr>
-        <w:t xml:space="preserve">COUNTY OF: </w:t>
-      </w:r>
-      <w:proofErr w:type="gramStart"/>
-      <w:r>
-        <w:rPr>
-          <w:bCs/>
-        </w:rPr>
-      </w:r>
-      <w:r>
-        <w:rPr>
-          <w:bCs/>
-        </w:rPr>
-      </w:r>
-      <w:r>
-        <w:rPr>
-          <w:bCs/>
-        </w:rPr>
-      </w:r>
-      <w:r>
-        <w:rPr>
-          <w:b/>
-          <w:u w:val="single"/>
-        </w:rPr>
-      </w:r>
-      <w:proofErr w:type="gramEnd"/>
-      <w:r>
-        <w:rPr>
-          <w:b w:val="0"/>
-        </w:rPr>
-      </w:r>
-      <w:r>
-        <w:rPr>
-          <w:b/>
-        </w:rPr>
-      </w:r>
-      <w:r>
-        <w:rPr>
-          <w:b w:val="0"/>
-        </w:rPr>
-      </w:r>
-      <w:r>
-        <w:rPr>
-          <w:b/>
-        </w:rPr>
-      </w:r>
-      <w:r>
-        <w:rPr>
-          <w:b w:val="0"/>
-        </w:rPr>
-      </w:r>
-      <w:r>
-        <w:rPr>
-          <w:b/>
-        </w:rPr>
-      </w:r>
-      <w:r>
-        <w:rPr>
-          <w:b w:val="0"/>
-        </w:rPr>
-      </w:r>
-      <w:r>
-        <w:rPr>
-          <w:b/>
-        </w:rPr>
-      </w:r>
-      <w:r>
-        <w:rPr>
-          <w:b w:val="0"/>
-        </w:rPr>
-      </w:r>
-      <w:r>
-        <w:rPr>
-          <w:b/>
-        </w:rPr>
-      </w:r>
-      <w:r>
-        <w:rPr>
-          <w:b w:val="0"/>
-        </w:rPr>
-      </w:r>
-      <w:r>
-        <w:rPr>
-          <w:b/>
-        </w:rPr>
-      </w:r>
-      <w:r>
-        <w:rPr>
-          <w:b w:val="0"/>
-        </w:rPr>
-      </w:r>
-      <w:r>
-        <w:rPr>
-          <w:b/>
-        </w:rPr>
-      </w:r>
-      <w:r>
-        <w:rPr>
-          <w:b w:val="0"/>
-        </w:rPr>
-      </w:r>
-      <w:r>
-        <w:rPr>
-          <w:b/>
-        </w:rPr>
-      </w:r>
-      <w:r>
-        <w:rPr>
-          <w:b w:val="0"/>
-        </w:rPr>
-      </w:r>
-      <w:r>
-        <w:rPr>
-          <w:b/>
-        </w:rPr>
-      </w:r>
-      <w:r>
-        <w:rPr>
-          <w:b w:val="0"/>
-        </w:rPr>
-      </w:r>
-      <w:r>
-        <w:rPr>
-          <w:b/>
-        </w:rPr>
-      </w:r>
-      <w:r>
-        <w:rPr>
-          <w:b w:val="0"/>
-        </w:rPr>
-      </w:r>
-      <w:r>
-        <w:rPr>
-          <w:b/>
-        </w:rPr>
-      </w:r>
-      <w:r>
-        <w:rPr>
-          <w:b w:val="0"/>
-        </w:rPr>
-      </w:r>
-      <w:r>
-        <w:rPr>
-          <w:b/>
-        </w:rPr>
-      </w:r>
-      <w:r>
-        <w:rPr>
-          <w:b w:val="0"/>
-        </w:rPr>
-        <w:tab/>
-      </w:r>
-      <w:r>
-        <w:rPr>
-          <w:b/>
-        </w:rPr>
-        <w:t>WAKE</w:t>
+      <w:r>
+        <w:t>COUNTY OF: WAKE</w:t>
       </w:r>
     </w:p>
     <w:p>
       <w:r>
-        <w:rPr>
-          <w:b w:val="0"/>
-        </w:rPr>
-        <w:t xml:space="preserve">I, ______________________________, a Notary Public, certify that </w:t>
-      </w:r>
-      <w:proofErr w:type="gramStart"/>
-      <w:r/>
-      <w:proofErr w:type="gramEnd"/>
-      <w:r/>
-      <w:r>
-        <w:rPr>
-          <w:b/>
-        </w:rPr>
-      </w:r>
-      <w:r>
-        <w:rPr>
-          <w:b w:val="0"/>
-        </w:rPr>
-      </w:r>
-      <w:r>
-        <w:rPr>
-          <w:b/>
-        </w:rPr>
-      </w:r>
-      <w:r>
-        <w:rPr>
-          <w:b w:val="0"/>
-        </w:rPr>
-      </w:r>
-      <w:r>
-        <w:rPr>
-          <w:b/>
-        </w:rPr>
-      </w:r>
-      <w:r>
-        <w:rPr>
-          <w:b w:val="0"/>
-        </w:rPr>
-      </w:r>
-      <w:r>
-        <w:rPr>
-          <w:b/>
-        </w:rPr>
-      </w:r>
-      <w:r>
-        <w:rPr>
-          <w:b w:val="0"/>
-        </w:rPr>
-      </w:r>
-      <w:r>
-        <w:rPr>
-          <w:b/>
-        </w:rPr>
-      </w:r>
-      <w:r>
-        <w:rPr>
-          <w:b w:val="0"/>
-        </w:rPr>
-      </w:r>
-      <w:r>
-        <w:rPr>
-          <w:b/>
-        </w:rPr>
-      </w:r>
-      <w:r>
-        <w:rPr>
-          <w:b w:val="0"/>
-        </w:rPr>
-      </w:r>
-      <w:r>
-        <w:rPr>
-          <w:b/>
-        </w:rPr>
-      </w:r>
-      <w:r>
-        <w:rPr>
-          <w:b w:val="0"/>
-        </w:rPr>
-      </w:r>
-      <w:r>
-        <w:rPr>
-          <w:b/>
-        </w:rPr>
-      </w:r>
-      <w:r>
-        <w:rPr>
-          <w:b w:val="0"/>
-        </w:rPr>
-      </w:r>
-      <w:r>
-        <w:rPr>
-          <w:b/>
-        </w:rPr>
-      </w:r>
-      <w:r>
-        <w:rPr>
-          <w:b w:val="0"/>
-        </w:rPr>
-      </w:r>
-      <w:r>
-        <w:rPr>
-          <w:b/>
-        </w:rPr>
-      </w:r>
-      <w:r>
-        <w:rPr>
-          <w:b w:val="0"/>
-        </w:rPr>
-      </w:r>
-      <w:r>
-        <w:rPr>
-          <w:b/>
-        </w:rPr>
-      </w:r>
-      <w:r>
-        <w:rPr>
-          <w:b w:val="0"/>
-        </w:rPr>
-      </w:r>
-      <w:r>
-        <w:rPr>
-          <w:b/>
-        </w:rPr>
-      </w:r>
-      <w:r>
-        <w:rPr>
-          <w:b w:val="0"/>
-        </w:rPr>
-      </w:r>
-      <w:r>
-        <w:rPr>
-          <w:b/>
-        </w:rPr>
-      </w:r>
-      <w:r>
-        <w:rPr>
-          <w:b w:val="0"/>
-        </w:rPr>
-      </w:r>
-      <w:r>
-        <w:rPr>
-          <w:b/>
-        </w:rPr>
-      </w:r>
-      <w:r>
-        <w:rPr>
-          <w:b w:val="0"/>
-        </w:rPr>
-      </w:r>
-      <w:r>
-        <w:rPr>
-          <w:b/>
-        </w:rPr>
-      </w:r>
-      <w:r>
-        <w:rPr>
-          <w:b w:val="0"/>
-        </w:rPr>
-      </w:r>
-      <w:r>
-        <w:rPr>
-          <w:b/>
-        </w:rPr>
-      </w:r>
-      <w:r>
-        <w:rPr>
-          <w:b w:val="0"/>
-        </w:rPr>
-      </w:r>
-      <w:r>
-        <w:rPr>
-          <w:b/>
-        </w:rPr>
-      </w:r>
-      <w:r>
-        <w:rPr>
-          <w:b w:val="0"/>
-        </w:rPr>
-      </w:r>
-      <w:r>
-        <w:rPr>
-          <w:b/>
-        </w:rPr>
-      </w:r>
-      <w:r>
-        <w:rPr>
-          <w:b w:val="0"/>
-        </w:rPr>
-      </w:r>
-      <w:r>
-        <w:rPr>
-          <w:b/>
-        </w:rPr>
-      </w:r>
-      <w:r>
-        <w:rPr>
-          <w:b w:val="0"/>
-        </w:rPr>
-      </w:r>
-      <w:r>
-        <w:rPr>
-          <w:b/>
-        </w:rPr>
-      </w:r>
-      <w:r>
-        <w:rPr>
-          <w:b w:val="0"/>
-        </w:rPr>
-      </w:r>
-      <w:r>
-        <w:rPr>
-          <w:b/>
-        </w:rPr>
-      </w:r>
-      <w:r>
-        <w:rPr>
-          <w:b w:val="0"/>
-        </w:rPr>
-      </w:r>
-      <w:r>
-        <w:rPr>
-          <w:b/>
-        </w:rPr>
-      </w:r>
-      <w:r>
-        <w:rPr>
-          <w:b w:val="0"/>
-        </w:rPr>
-      </w:r>
-      <w:r>
-        <w:rPr>
-          <w:b/>
-        </w:rPr>
-      </w:r>
-      <w:r>
-        <w:rPr>
-          <w:b w:val="0"/>
-        </w:rPr>
-      </w:r>
-      <w:r>
-        <w:rPr>
-          <w:b/>
-        </w:rPr>
-      </w:r>
-      <w:r>
-        <w:rPr>
-          <w:b w:val="0"/>
-        </w:rPr>
-      </w:r>
-      <w:r>
-        <w:rPr>
-          <w:b/>
-        </w:rPr>
-      </w:r>
-      <w:r>
-        <w:rPr>
-          <w:b w:val="0"/>
-        </w:rPr>
-      </w:r>
-      <w:r>
-        <w:rPr>
-          <w:b/>
-        </w:rPr>
-      </w:r>
-      <w:r>
-        <w:rPr>
-          <w:b w:val="0"/>
-        </w:rPr>
-      </w:r>
-      <w:r>
-        <w:rPr>
-          <w:b/>
-        </w:rPr>
-      </w:r>
-      <w:r>
-        <w:rPr>
-          <w:b w:val="0"/>
-        </w:rPr>
-      </w:r>
-      <w:r>
-        <w:rPr>
-          <w:b/>
-        </w:rPr>
-      </w:r>
-      <w:r>
-        <w:rPr>
-          <w:b w:val="0"/>
-        </w:rPr>
-      </w:r>
-      <w:r>
-        <w:rPr>
-          <w:b/>
-        </w:rPr>
-      </w:r>
-      <w:r>
-        <w:rPr>
-          <w:b w:val="0"/>
-        </w:rPr>
-      </w:r>
-      <w:r>
-        <w:rPr>
-          <w:b/>
-        </w:rPr>
-      </w:r>
-      <w:r>
-        <w:rPr>
-          <w:b w:val="0"/>
-        </w:rPr>
-      </w:r>
-      <w:r>
-        <w:rPr>
-          <w:b/>
-        </w:rPr>
-      </w:r>
-      <w:r>
-        <w:rPr>
-          <w:b w:val="0"/>
-        </w:rPr>
-      </w:r>
-      <w:r>
-        <w:rPr>
-          <w:b/>
-        </w:rPr>
-      </w:r>
-      <w:r>
-        <w:rPr>
-          <w:b w:val="0"/>
-        </w:rPr>
-      </w:r>
-      <w:r>
-        <w:rPr>
-          <w:b/>
-        </w:rPr>
-      </w:r>
-      <w:r>
-        <w:rPr>
-          <w:b w:val="0"/>
-        </w:rPr>
-      </w:r>
-      <w:r>
-        <w:rPr>
-          <w:b/>
-        </w:rPr>
-      </w:r>
-      <w:r>
-        <w:rPr>
-          <w:b w:val="0"/>
-        </w:rPr>
-      </w:r>
-      <w:r>
-        <w:rPr>
-          <w:b/>
-        </w:rPr>
-      </w:r>
-      <w:r>
-        <w:rPr>
-          <w:b w:val="0"/>
-        </w:rPr>
-      </w:r>
-      <w:r>
-        <w:rPr>
-          <w:b/>
-        </w:rPr>
-      </w:r>
-      <w:r>
-        <w:rPr>
-          <w:b w:val="0"/>
-        </w:rPr>
-      </w:r>
-      <w:r>
-        <w:rPr>
-          <w:b/>
-        </w:rPr>
-        <w:t>Wes Browning</w:t>
-      </w:r>
-      <w:r>
-        <w:rPr>
-          <w:b w:val="0"/>
-        </w:rPr>
-        <w:t xml:space="preserve">, Manager of </w:t>
-      </w:r>
-      <w:r>
-        <w:rPr>
-          <w:b/>
-        </w:rPr>
-        <w:t>Investment Services LLC</w:t>
-      </w:r>
-      <w:r>
-        <w:rPr>
-          <w:b w:val="0"/>
-        </w:rPr>
-        <w:t xml:space="preserve">, Trustee of </w:t>
-      </w:r>
-      <w:r>
-        <w:rPr>
-          <w:b/>
-        </w:rPr>
-        <w:t>320 Rose Pl Real Estate Trust dated March, 5 2025</w:t>
-      </w:r>
-      <w:r>
-        <w:rPr>
-          <w:b w:val="0"/>
-        </w:rPr>
-        <w:t xml:space="preserve"> personally appeared before me this day and acknowledged the due execution of the foregoing instrument.</w:t>
+        <w:t>I certify that the following person(s) personally appeared before me this day, each acknowledging to me that he/she/they signed the foregoing document: Wes Browning, Manager of Investment Services LLC, Trustee of 320 Rose Pl Real Estate Trust dated March, 5 2025.</w:t>
       </w:r>
     </w:p>
     <w:p>
       <w:r>
-        <w:t>Witness my hand and official seal, this ____ day of __________________, 2026.</w:t>
+        <w:t>Date: ____________________</w:t>
       </w:r>
     </w:p>
     <w:p>
       <w:r>
-        <w:t>Notary Public: ______________________________</w:t>
+        <w:t>Official Signature of Notary: ________________________________________</w:t>
+      </w:r>
+    </w:p>
+    <w:p>
+      <w:r>
+        <w:t>Notary's printed or typed name: ______________________________, Notary Public</w:t>
       </w:r>
     </w:p>
     <w:p>
@@ -2835,6 +2250,36 @@
         <w:rPr>
           <w:b w:val="0"/>
         </w:rPr>
+      </w:r>
+      <w:r>
+        <w:rPr>
+          <w:b/>
+        </w:rPr>
+      </w:r>
+      <w:r>
+        <w:rPr>
+          <w:b w:val="0"/>
+        </w:rPr>
+      </w:r>
+      <w:r>
+        <w:rPr>
+          <w:b/>
+        </w:rPr>
+      </w:r>
+      <w:r>
+        <w:rPr>
+          <w:b w:val="0"/>
+        </w:rPr>
+      </w:r>
+      <w:r>
+        <w:rPr>
+          <w:b/>
+        </w:rPr>
+      </w:r>
+      <w:r>
+        <w:rPr>
+          <w:b w:val="0"/>
+        </w:rPr>
         <w:t xml:space="preserve"> </w:t>
       </w:r>
       <w:r>
@@ -3026,6 +2471,36 @@
         <w:rPr>
           <w:b w:val="0"/>
         </w:rPr>
+      </w:r>
+      <w:r>
+        <w:rPr>
+          <w:b/>
+        </w:rPr>
+      </w:r>
+      <w:r>
+        <w:rPr>
+          <w:b w:val="0"/>
+        </w:rPr>
+      </w:r>
+      <w:r>
+        <w:rPr>
+          <w:b/>
+        </w:rPr>
+      </w:r>
+      <w:r>
+        <w:rPr>
+          <w:b w:val="0"/>
+        </w:rPr>
+      </w:r>
+      <w:r>
+        <w:rPr>
+          <w:b/>
+        </w:rPr>
+      </w:r>
+      <w:r>
+        <w:rPr>
+          <w:b w:val="0"/>
+        </w:rPr>
         <w:t xml:space="preserve"> </w:t>
       </w:r>
       <w:r>
@@ -3036,615 +2511,33 @@
       </w:r>
     </w:p>
     <w:p>
-      <w:pPr>
-        <w:rPr>
-          <w:b/>
-          <w:bCs/>
-          <w:u w:val="single"/>
-        </w:rPr>
-      </w:pPr>
-      <w:r>
-        <w:rPr>
-          <w:b w:val="0"/>
-        </w:rPr>
-        <w:t>STATE OF</w:t>
-      </w:r>
-      <w:proofErr w:type="gramStart"/>
-      <w:r/>
-      <w:r/>
-      <w:r/>
-      <w:r>
-        <w:rPr>
-          <w:b/>
-          <w:bCs/>
-          <w:u w:val="single"/>
-        </w:rPr>
-      </w:r>
-      <w:proofErr w:type="gramEnd"/>
-      <w:r>
-        <w:rPr>
-          <w:b/>
-          <w:bCs/>
-          <w:u w:val="single"/>
-        </w:rPr>
-      </w:r>
-      <w:r>
-        <w:rPr>
-          <w:b w:val="0"/>
-        </w:rPr>
-      </w:r>
-      <w:r>
-        <w:rPr>
-          <w:b w:val="0"/>
-        </w:rPr>
-      </w:r>
-      <w:r>
-        <w:rPr>
-          <w:b w:val="0"/>
-        </w:rPr>
-      </w:r>
-      <w:r>
-        <w:rPr>
-          <w:b/>
-        </w:rPr>
-      </w:r>
-      <w:r>
-        <w:rPr>
-          <w:b w:val="0"/>
-        </w:rPr>
-      </w:r>
-      <w:r>
-        <w:rPr>
-          <w:b w:val="0"/>
-        </w:rPr>
-      </w:r>
-      <w:r>
-        <w:rPr>
-          <w:b w:val="0"/>
-        </w:rPr>
-      </w:r>
-      <w:r>
-        <w:rPr>
-          <w:b/>
-        </w:rPr>
-      </w:r>
-      <w:r>
-        <w:rPr>
-          <w:b w:val="0"/>
-        </w:rPr>
-      </w:r>
-      <w:r>
-        <w:rPr>
-          <w:b w:val="0"/>
-        </w:rPr>
-      </w:r>
-      <w:r>
-        <w:rPr>
-          <w:b w:val="0"/>
-        </w:rPr>
-      </w:r>
-      <w:r>
-        <w:rPr>
-          <w:b/>
-        </w:rPr>
-      </w:r>
-      <w:r>
-        <w:rPr>
-          <w:b w:val="0"/>
-        </w:rPr>
-      </w:r>
-      <w:r>
-        <w:rPr>
-          <w:b w:val="0"/>
-        </w:rPr>
-      </w:r>
-      <w:r>
-        <w:rPr>
-          <w:b w:val="0"/>
-        </w:rPr>
-      </w:r>
-      <w:r>
-        <w:rPr>
-          <w:b/>
-        </w:rPr>
-      </w:r>
-      <w:r>
-        <w:rPr>
-          <w:b w:val="0"/>
-        </w:rPr>
-      </w:r>
-      <w:r>
-        <w:rPr>
-          <w:b w:val="0"/>
-        </w:rPr>
-      </w:r>
-      <w:r>
-        <w:rPr>
-          <w:b w:val="0"/>
-        </w:rPr>
-      </w:r>
-      <w:r>
-        <w:rPr>
-          <w:b/>
-        </w:rPr>
-      </w:r>
-      <w:r>
-        <w:rPr>
-          <w:b w:val="0"/>
-        </w:rPr>
-      </w:r>
-      <w:r>
-        <w:rPr>
-          <w:b w:val="0"/>
-        </w:rPr>
-      </w:r>
-      <w:r>
-        <w:rPr>
-          <w:b w:val="0"/>
-        </w:rPr>
-      </w:r>
-      <w:r>
-        <w:rPr>
-          <w:b/>
-        </w:rPr>
-      </w:r>
-      <w:r>
-        <w:rPr>
-          <w:b w:val="0"/>
-        </w:rPr>
-      </w:r>
-      <w:r>
-        <w:rPr>
-          <w:b w:val="0"/>
-        </w:rPr>
-      </w:r>
-      <w:r>
-        <w:rPr>
-          <w:b w:val="0"/>
-        </w:rPr>
-      </w:r>
-      <w:r>
-        <w:rPr>
-          <w:b/>
-        </w:rPr>
-      </w:r>
-      <w:r>
-        <w:rPr>
-          <w:b w:val="0"/>
-        </w:rPr>
-      </w:r>
-      <w:r>
-        <w:rPr>
-          <w:b w:val="0"/>
-        </w:rPr>
-      </w:r>
-      <w:r>
-        <w:rPr>
-          <w:b w:val="0"/>
-        </w:rPr>
-      </w:r>
-      <w:r>
-        <w:rPr>
-          <w:b/>
-        </w:rPr>
-      </w:r>
-      <w:r>
-        <w:rPr>
-          <w:b w:val="0"/>
-        </w:rPr>
-      </w:r>
-      <w:r>
-        <w:rPr>
-          <w:b w:val="0"/>
-        </w:rPr>
-      </w:r>
-      <w:r>
-        <w:rPr>
-          <w:b w:val="0"/>
-        </w:rPr>
-      </w:r>
-      <w:r>
-        <w:rPr>
-          <w:b/>
-        </w:rPr>
-      </w:r>
-      <w:r>
-        <w:rPr>
-          <w:b w:val="0"/>
-        </w:rPr>
-      </w:r>
-      <w:r>
-        <w:rPr>
-          <w:b w:val="0"/>
-        </w:rPr>
-      </w:r>
-      <w:r>
-        <w:rPr>
-          <w:b w:val="0"/>
-        </w:rPr>
-      </w:r>
-      <w:r>
-        <w:rPr>
-          <w:b/>
-        </w:rPr>
-      </w:r>
-      <w:r>
-        <w:rPr>
-          <w:b w:val="0"/>
-        </w:rPr>
-      </w:r>
-      <w:r>
-        <w:rPr>
-          <w:b w:val="0"/>
-        </w:rPr>
-      </w:r>
-      <w:r>
-        <w:rPr>
-          <w:b w:val="0"/>
-        </w:rPr>
-      </w:r>
-      <w:r>
-        <w:rPr>
-          <w:b/>
-        </w:rPr>
-      </w:r>
-      <w:r>
-        <w:rPr>
-          <w:b w:val="0"/>
-        </w:rPr>
-      </w:r>
-      <w:r>
-        <w:rPr>
-          <w:b w:val="0"/>
-        </w:rPr>
-      </w:r>
-      <w:r>
-        <w:rPr>
-          <w:b w:val="0"/>
-        </w:rPr>
-      </w:r>
-      <w:r>
-        <w:rPr>
-          <w:b/>
-        </w:rPr>
-      </w:r>
-      <w:r>
-        <w:rPr>
-          <w:b w:val="0"/>
-        </w:rPr>
-        <w:t>:</w:t>
-      </w:r>
-      <w:r>
-        <w:rPr>
-          <w:b w:val="0"/>
-        </w:rPr>
-        <w:t xml:space="preserve"> </w:t>
-      </w:r>
-      <w:r>
-        <w:rPr>
-          <w:b w:val="0"/>
-        </w:rPr>
-        <w:tab/>
-      </w:r>
-      <w:r>
-        <w:rPr>
-          <w:b/>
-        </w:rPr>
-        <w:t>NORTH CAROLINA</w:t>
+      <w:r>
+        <w:t>STATE OF: NORTH CAROLINA</w:t>
       </w:r>
     </w:p>
     <w:p>
       <w:r>
-        <w:rPr>
-          <w:b w:val="0"/>
-          <w:bCs/>
-        </w:rPr>
-        <w:t xml:space="preserve">COUNTY OF: </w:t>
-      </w:r>
-      <w:r>
-        <w:rPr>
-          <w:bCs/>
-        </w:rPr>
-      </w:r>
-      <w:r>
-        <w:rPr>
-          <w:b/>
-        </w:rPr>
-      </w:r>
-      <w:r>
-        <w:rPr>
-          <w:b/>
-          <w:u w:val="single"/>
-        </w:rPr>
-      </w:r>
-      <w:r>
-        <w:rPr>
-          <w:b w:val="0"/>
-        </w:rPr>
-      </w:r>
-      <w:r>
-        <w:rPr>
-          <w:b/>
-        </w:rPr>
-      </w:r>
-      <w:r>
-        <w:rPr>
-          <w:b w:val="0"/>
-        </w:rPr>
-      </w:r>
-      <w:r>
-        <w:rPr>
-          <w:b/>
-        </w:rPr>
-      </w:r>
-      <w:r>
-        <w:rPr>
-          <w:b w:val="0"/>
-        </w:rPr>
-      </w:r>
-      <w:r>
-        <w:rPr>
-          <w:b/>
-        </w:rPr>
-      </w:r>
-      <w:r>
-        <w:rPr>
-          <w:b w:val="0"/>
-        </w:rPr>
-      </w:r>
-      <w:r>
-        <w:rPr>
-          <w:b/>
-        </w:rPr>
-      </w:r>
-      <w:r>
-        <w:rPr>
-          <w:b w:val="0"/>
-        </w:rPr>
-      </w:r>
-      <w:r>
-        <w:rPr>
-          <w:b/>
-        </w:rPr>
-      </w:r>
-      <w:r>
-        <w:rPr>
-          <w:b w:val="0"/>
-        </w:rPr>
-      </w:r>
-      <w:r>
-        <w:rPr>
-          <w:b/>
-        </w:rPr>
-      </w:r>
-      <w:r>
-        <w:rPr>
-          <w:b w:val="0"/>
-        </w:rPr>
-      </w:r>
-      <w:r>
-        <w:rPr>
-          <w:b/>
-        </w:rPr>
-      </w:r>
-      <w:r>
-        <w:rPr>
-          <w:b w:val="0"/>
-        </w:rPr>
-      </w:r>
-      <w:r>
-        <w:rPr>
-          <w:b/>
-        </w:rPr>
-      </w:r>
-      <w:r>
-        <w:rPr>
-          <w:b w:val="0"/>
-        </w:rPr>
-      </w:r>
-      <w:r>
-        <w:rPr>
-          <w:b/>
-        </w:rPr>
-      </w:r>
-      <w:r>
-        <w:rPr>
-          <w:b w:val="0"/>
-        </w:rPr>
-      </w:r>
-      <w:r>
-        <w:rPr>
-          <w:b/>
-        </w:rPr>
-      </w:r>
-      <w:r>
-        <w:rPr>
-          <w:b w:val="0"/>
-        </w:rPr>
-      </w:r>
-      <w:r>
-        <w:rPr>
-          <w:b/>
-        </w:rPr>
-      </w:r>
-      <w:r>
-        <w:rPr>
-          <w:b w:val="0"/>
-        </w:rPr>
-      </w:r>
-      <w:r>
-        <w:rPr>
-          <w:b/>
-        </w:rPr>
-      </w:r>
-      <w:r>
-        <w:rPr>
-          <w:b w:val="0"/>
-        </w:rPr>
-        <w:tab/>
-      </w:r>
-      <w:r>
-        <w:rPr>
-          <w:b/>
-        </w:rPr>
-        <w:t>WAKE</w:t>
+        <w:t>COUNTY OF: WAKE</w:t>
       </w:r>
     </w:p>
     <w:p>
       <w:r>
-        <w:rPr>
-          <w:b w:val="0"/>
-        </w:rPr>
-        <w:t xml:space="preserve">I, ______________________________, a Notary Public, certify that </w:t>
-      </w:r>
-      <w:r>
-        <w:rPr>
-          <w:b/>
-          <w:bCs/>
-        </w:rPr>
-      </w:r>
-      <w:r/>
-      <w:r>
-        <w:rPr>
-          <w:b/>
-        </w:rPr>
-      </w:r>
-      <w:r>
-        <w:rPr>
-          <w:b w:val="0"/>
-        </w:rPr>
-      </w:r>
-      <w:r>
-        <w:rPr>
-          <w:b/>
-        </w:rPr>
-      </w:r>
-      <w:r>
-        <w:rPr>
-          <w:b w:val="0"/>
-        </w:rPr>
-      </w:r>
-      <w:r>
-        <w:rPr>
-          <w:b/>
-        </w:rPr>
-      </w:r>
-      <w:r>
-        <w:rPr>
-          <w:b w:val="0"/>
-        </w:rPr>
-      </w:r>
-      <w:r>
-        <w:rPr>
-          <w:b/>
-        </w:rPr>
-      </w:r>
-      <w:r>
-        <w:rPr>
-          <w:b w:val="0"/>
-        </w:rPr>
-      </w:r>
-      <w:r>
-        <w:rPr>
-          <w:b/>
-        </w:rPr>
-      </w:r>
-      <w:r>
-        <w:rPr>
-          <w:b w:val="0"/>
-        </w:rPr>
-      </w:r>
-      <w:r>
-        <w:rPr>
-          <w:b/>
-        </w:rPr>
-      </w:r>
-      <w:r>
-        <w:rPr>
-          <w:b w:val="0"/>
-        </w:rPr>
-      </w:r>
-      <w:r>
-        <w:rPr>
-          <w:b/>
-        </w:rPr>
-      </w:r>
-      <w:r>
-        <w:rPr>
-          <w:b w:val="0"/>
-        </w:rPr>
-      </w:r>
-      <w:r>
-        <w:rPr>
-          <w:b/>
-        </w:rPr>
-      </w:r>
-      <w:r>
-        <w:rPr>
-          <w:b w:val="0"/>
-        </w:rPr>
-      </w:r>
-      <w:r>
-        <w:rPr>
-          <w:b/>
-        </w:rPr>
-      </w:r>
-      <w:r>
-        <w:rPr>
-          <w:b w:val="0"/>
-        </w:rPr>
-      </w:r>
-      <w:r>
-        <w:rPr>
-          <w:b/>
-        </w:rPr>
-      </w:r>
-      <w:r>
-        <w:rPr>
-          <w:b w:val="0"/>
-        </w:rPr>
-      </w:r>
-      <w:r>
-        <w:rPr>
-          <w:b/>
-        </w:rPr>
-      </w:r>
-      <w:r>
-        <w:rPr>
-          <w:b w:val="0"/>
-        </w:rPr>
-      </w:r>
-      <w:r>
-        <w:rPr>
-          <w:b/>
-        </w:rPr>
-      </w:r>
-      <w:r>
-        <w:rPr>
-          <w:b w:val="0"/>
-        </w:rPr>
-      </w:r>
-      <w:r>
-        <w:rPr>
-          <w:b/>
-        </w:rPr>
-        <w:t>Ever Cardoza and Maria Sarmjento</w:t>
-      </w:r>
-      <w:r>
-        <w:rPr>
-          <w:b w:val="0"/>
-        </w:rPr>
-        <w:t xml:space="preserve"> personally appeared before me this day and acknowledged the due execution of the foregoing instrument.</w:t>
+        <w:t>I certify that the following person(s) personally appeared before me this day, each acknowledging to me that he/she/they signed the foregoing document: Ever Cardoza and Maria Sarmjento.</w:t>
       </w:r>
     </w:p>
     <w:p>
       <w:r>
-        <w:t>Witness my hand and official seal, this ____ day of __________________, 2026.</w:t>
+        <w:t>Date: ____________________</w:t>
       </w:r>
     </w:p>
     <w:p>
       <w:r>
-        <w:t>Notary Public: ______________________________</w:t>
+        <w:t>Official Signature of Notary: ________________________________________</w:t>
+      </w:r>
+    </w:p>
+    <w:p>
+      <w:r>
+        <w:t>Notary's printed or typed name: ______________________________, Notary Public</w:t>
       </w:r>
     </w:p>
     <w:p>

--- a/Project Rooms/Contract for Deed/output/320 Rose - Memorandum of Contract for Deed - ATTORNEY REVIEW PACKAGE.docx
+++ b/Project Rooms/Contract for Deed/output/320 Rose - Memorandum of Contract for Deed - ATTORNEY REVIEW PACKAGE.docx
@@ -267,6 +267,21 @@
         <w:rPr>
           <w:b/>
         </w:rPr>
+      </w:r>
+      <w:r>
+        <w:rPr>
+          <w:b w:val="0"/>
+        </w:rPr>
+      </w:r>
+      <w:r>
+        <w:rPr>
+          <w:b/>
+        </w:rPr>
+      </w:r>
+      <w:r>
+        <w:rPr>
+          <w:b/>
+        </w:rPr>
         <w:t>NORTH CAROLINA</w:t>
       </w:r>
       <w:r>
@@ -321,6 +336,26 @@
         <w:rPr>
           <w:b/>
           <w:bCs/>
+        </w:rPr>
+      </w:r>
+      <w:r>
+        <w:rPr>
+          <w:b/>
+        </w:rPr>
+      </w:r>
+      <w:r>
+        <w:rPr>
+          <w:b w:val="0"/>
+        </w:rPr>
+      </w:r>
+      <w:r>
+        <w:rPr>
+          <w:b/>
+        </w:rPr>
+      </w:r>
+      <w:r>
+        <w:rPr>
+          <w:b w:val="0"/>
         </w:rPr>
       </w:r>
       <w:r>
@@ -945,6 +980,11 @@
         <w:rPr>
           <w:b/>
         </w:rPr>
+      </w:r>
+      <w:r>
+        <w:rPr>
+          <w:b/>
+        </w:rPr>
         <w:t xml:space="preserve"> 320 Rose Pl, Wendell, NC 27591</w:t>
       </w:r>
     </w:p>
@@ -1046,6 +1086,11 @@
         <w:rPr>
           <w:b/>
         </w:rPr>
+      </w:r>
+      <w:r>
+        <w:rPr>
+          <w:b/>
+        </w:rPr>
         <w:t>BEING all of Lot 95, Section 2, of Candlewick Subdivision, as depicted in Book of Maps 1974, Page 271, Wake County Registry</w:t>
       </w:r>
     </w:p>
@@ -1138,6 +1183,11 @@
         <w:rPr>
           <w:b/>
         </w:rPr>
+      </w:r>
+      <w:r>
+        <w:rPr>
+          <w:b/>
+        </w:rPr>
         <w:t>WAKE / 1765676891</w:t>
       </w:r>
     </w:p>
@@ -1247,6 +1297,11 @@
         <w:rPr>
           <w:b/>
         </w:rPr>
+      </w:r>
+      <w:r>
+        <w:rPr>
+          <w:b/>
+        </w:rPr>
         <w:t>7/1/2026</w:t>
       </w:r>
     </w:p>
@@ -1339,6 +1394,11 @@
         <w:rPr>
           <w:b/>
         </w:rPr>
+      </w:r>
+      <w:r>
+        <w:rPr>
+          <w:b/>
+        </w:rPr>
         <w:t>6/1/2056</w:t>
       </w:r>
     </w:p>
@@ -1351,6 +1411,11 @@
           <w:b/>
         </w:rPr>
         <w:t xml:space="preserve">Total Number of Installment Payments: </w:t>
+      </w:r>
+      <w:r>
+        <w:rPr>
+          <w:b/>
+        </w:rPr>
       </w:r>
       <w:r>
         <w:rPr>
@@ -1722,6 +1787,16 @@
         <w:rPr>
           <w:b/>
         </w:rPr>
+      </w:r>
+      <w:r>
+        <w:rPr>
+          <w:b/>
+        </w:rPr>
+      </w:r>
+      <w:r>
+        <w:rPr>
+          <w:b/>
+        </w:rPr>
         <w:t>Investment Services LLC</w:t>
       </w:r>
       <w:r>
@@ -1834,7 +1909,12 @@
         <w:rPr>
           <w:b/>
         </w:rPr>
-        <w:t>Wes Browning, Manager</w:t>
+      </w:r>
+      <w:r>
+        <w:rPr>
+          <w:b/>
+        </w:rPr>
+        <w:t>Al Bennett, Manager</w:t>
       </w:r>
     </w:p>
     <w:p>
@@ -2003,6 +2083,16 @@
         <w:rPr>
           <w:b/>
         </w:rPr>
+      </w:r>
+      <w:r>
+        <w:rPr>
+          <w:b/>
+        </w:rPr>
+      </w:r>
+      <w:r>
+        <w:rPr>
+          <w:b/>
+        </w:rPr>
         <w:t>Investment Services LLC</w:t>
       </w:r>
       <w:r>
@@ -2039,7 +2129,7 @@
     </w:p>
     <w:p>
       <w:r>
-        <w:t>I certify that the following person(s) personally appeared before me this day, each acknowledging to me that he/she/they signed the foregoing document: Wes Browning, Manager of Investment Services LLC, Trustee of 320 Rose Pl Real Estate Trust dated March, 5 2025.</w:t>
+        <w:t>I certify that the following person(s) personally appeared before me this day, each acknowledging to me that he/she/they signed the foregoing document: Al Bennett, Manager of Investment Services LLC, Trustee of 320 Rose Pl Real Estate Trust dated March, 5 2025.</w:t>
       </w:r>
     </w:p>
     <w:p>
@@ -2280,13 +2370,23 @@
         <w:rPr>
           <w:b w:val="0"/>
         </w:rPr>
+      </w:r>
+      <w:r>
+        <w:rPr>
+          <w:b/>
+        </w:rPr>
+      </w:r>
+      <w:r>
+        <w:rPr>
+          <w:b w:val="0"/>
+        </w:rPr>
         <w:t xml:space="preserve"> </w:t>
       </w:r>
       <w:r>
         <w:rPr>
           <w:b/>
         </w:rPr>
-        <w:t>Ever Cardoza</w:t>
+        <w:t>Ever Amarildo Cardoza Bolanos</w:t>
       </w:r>
     </w:p>
     <w:p>
@@ -2301,7 +2401,7 @@
         <w:rPr>
           <w:b/>
         </w:rPr>
-        <w:t>Maria Sarmjento</w:t>
+        <w:t>Maria Geraldina Sarmiento</w:t>
       </w:r>
     </w:p>
     <w:p>
@@ -2501,13 +2601,23 @@
         <w:rPr>
           <w:b w:val="0"/>
         </w:rPr>
+      </w:r>
+      <w:r>
+        <w:rPr>
+          <w:b/>
+        </w:rPr>
+      </w:r>
+      <w:r>
+        <w:rPr>
+          <w:b w:val="0"/>
+        </w:rPr>
         <w:t xml:space="preserve"> </w:t>
       </w:r>
       <w:r>
         <w:rPr>
           <w:b/>
         </w:rPr>
-        <w:t>Maria Sarmjento</w:t>
+        <w:t>Maria Geraldina Sarmiento</w:t>
       </w:r>
     </w:p>
     <w:p>
@@ -2522,7 +2632,7 @@
     </w:p>
     <w:p>
       <w:r>
-        <w:t>I certify that the following person(s) personally appeared before me this day, each acknowledging to me that he/she/they signed the foregoing document: Ever Cardoza and Maria Sarmjento.</w:t>
+        <w:t>I certify that the following person(s) personally appeared before me this day, each acknowledging to me that he/she/they signed the foregoing document: Ever Amarildo Cardoza Bolanos and Maria Geraldina Sarmiento.</w:t>
       </w:r>
     </w:p>
     <w:p>

--- a/Project Rooms/Contract for Deed/output/320 Rose - Memorandum of Contract for Deed - ATTORNEY REVIEW PACKAGE.docx
+++ b/Project Rooms/Contract for Deed/output/320 Rose - Memorandum of Contract for Deed - ATTORNEY REVIEW PACKAGE.docx
@@ -282,6 +282,21 @@
         <w:rPr>
           <w:b/>
         </w:rPr>
+      </w:r>
+      <w:r>
+        <w:rPr>
+          <w:b w:val="0"/>
+        </w:rPr>
+      </w:r>
+      <w:r>
+        <w:rPr>
+          <w:b/>
+        </w:rPr>
+      </w:r>
+      <w:r>
+        <w:rPr>
+          <w:b/>
+        </w:rPr>
         <w:t>NORTH CAROLINA</w:t>
       </w:r>
       <w:r>
@@ -336,6 +351,26 @@
         <w:rPr>
           <w:b/>
           <w:bCs/>
+        </w:rPr>
+      </w:r>
+      <w:r>
+        <w:rPr>
+          <w:b/>
+        </w:rPr>
+      </w:r>
+      <w:r>
+        <w:rPr>
+          <w:b w:val="0"/>
+        </w:rPr>
+      </w:r>
+      <w:r>
+        <w:rPr>
+          <w:b/>
+        </w:rPr>
+      </w:r>
+      <w:r>
+        <w:rPr>
+          <w:b w:val="0"/>
         </w:rPr>
       </w:r>
       <w:r>
@@ -985,6 +1020,11 @@
         <w:rPr>
           <w:b/>
         </w:rPr>
+      </w:r>
+      <w:r>
+        <w:rPr>
+          <w:b/>
+        </w:rPr>
         <w:t xml:space="preserve"> 320 Rose Pl, Wendell, NC 27591</w:t>
       </w:r>
     </w:p>
@@ -1091,6 +1131,11 @@
         <w:rPr>
           <w:b/>
         </w:rPr>
+      </w:r>
+      <w:r>
+        <w:rPr>
+          <w:b/>
+        </w:rPr>
         <w:t>BEING all of Lot 95, Section 2, of Candlewick Subdivision, as depicted in Book of Maps 1974, Page 271, Wake County Registry</w:t>
       </w:r>
     </w:p>
@@ -1188,6 +1233,11 @@
         <w:rPr>
           <w:b/>
         </w:rPr>
+      </w:r>
+      <w:r>
+        <w:rPr>
+          <w:b/>
+        </w:rPr>
         <w:t>WAKE / 1765676891</w:t>
       </w:r>
     </w:p>
@@ -1302,6 +1352,11 @@
         <w:rPr>
           <w:b/>
         </w:rPr>
+      </w:r>
+      <w:r>
+        <w:rPr>
+          <w:b/>
+        </w:rPr>
         <w:t>7/1/2026</w:t>
       </w:r>
     </w:p>
@@ -1399,6 +1454,11 @@
         <w:rPr>
           <w:b/>
         </w:rPr>
+      </w:r>
+      <w:r>
+        <w:rPr>
+          <w:b/>
+        </w:rPr>
         <w:t>6/1/2056</w:t>
       </w:r>
     </w:p>
@@ -1411,6 +1471,11 @@
           <w:b/>
         </w:rPr>
         <w:t xml:space="preserve">Total Number of Installment Payments: </w:t>
+      </w:r>
+      <w:r>
+        <w:rPr>
+          <w:b/>
+        </w:rPr>
       </w:r>
       <w:r>
         <w:rPr>
@@ -1797,6 +1862,16 @@
         <w:rPr>
           <w:b/>
         </w:rPr>
+      </w:r>
+      <w:r>
+        <w:rPr>
+          <w:b/>
+        </w:rPr>
+      </w:r>
+      <w:r>
+        <w:rPr>
+          <w:b/>
+        </w:rPr>
         <w:t>Investment Services LLC</w:t>
       </w:r>
       <w:r>
@@ -1914,6 +1989,11 @@
         <w:rPr>
           <w:b/>
         </w:rPr>
+      </w:r>
+      <w:r>
+        <w:rPr>
+          <w:b/>
+        </w:rPr>
         <w:t>Al Bennett, Manager</w:t>
       </w:r>
     </w:p>
@@ -2093,6 +2173,16 @@
         <w:rPr>
           <w:b/>
         </w:rPr>
+      </w:r>
+      <w:r>
+        <w:rPr>
+          <w:b/>
+        </w:rPr>
+      </w:r>
+      <w:r>
+        <w:rPr>
+          <w:b/>
+        </w:rPr>
         <w:t>Investment Services LLC</w:t>
       </w:r>
       <w:r>
@@ -2380,6 +2470,16 @@
         <w:rPr>
           <w:b w:val="0"/>
         </w:rPr>
+      </w:r>
+      <w:r>
+        <w:rPr>
+          <w:b/>
+        </w:rPr>
+      </w:r>
+      <w:r>
+        <w:rPr>
+          <w:b w:val="0"/>
+        </w:rPr>
         <w:t xml:space="preserve"> </w:t>
       </w:r>
       <w:r>
@@ -2447,6 +2547,16 @@
         </w:rPr>
       </w:r>
       <w:proofErr w:type="spellEnd"/>
+      <w:r>
+        <w:rPr>
+          <w:b w:val="0"/>
+        </w:rPr>
+      </w:r>
+      <w:r>
+        <w:rPr>
+          <w:b/>
+        </w:rPr>
+      </w:r>
       <w:r>
         <w:rPr>
           <w:b w:val="0"/>

--- a/Project Rooms/Contract for Deed/output/320 Rose - Memorandum of Contract for Deed - ATTORNEY REVIEW PACKAGE.docx
+++ b/Project Rooms/Contract for Deed/output/320 Rose - Memorandum of Contract for Deed - ATTORNEY REVIEW PACKAGE.docx
@@ -890,7 +890,7 @@
         <w:rPr>
           <w:b/>
         </w:rPr>
-        <w:t>Ever Cardoza and Maria Sarmjento (Purchaser).</w:t>
+        <w:t>Ever Cardoza and Maria Geraldina Sarmiento (Purchaser).</w:t>
       </w:r>
     </w:p>
     <w:p>

--- a/Project Rooms/Contract for Deed/output/320 Rose - Memorandum of Contract for Deed - ATTORNEY REVIEW PACKAGE.docx
+++ b/Project Rooms/Contract for Deed/output/320 Rose - Memorandum of Contract for Deed - ATTORNEY REVIEW PACKAGE.docx
@@ -297,6 +297,21 @@
         <w:rPr>
           <w:b/>
         </w:rPr>
+      </w:r>
+      <w:r>
+        <w:rPr>
+          <w:b w:val="0"/>
+        </w:rPr>
+      </w:r>
+      <w:r>
+        <w:rPr>
+          <w:b/>
+        </w:rPr>
+      </w:r>
+      <w:r>
+        <w:rPr>
+          <w:b/>
+        </w:rPr>
         <w:t>NORTH CAROLINA</w:t>
       </w:r>
       <w:r>
@@ -351,6 +366,26 @@
         <w:rPr>
           <w:b/>
           <w:bCs/>
+        </w:rPr>
+      </w:r>
+      <w:r>
+        <w:rPr>
+          <w:b/>
+        </w:rPr>
+      </w:r>
+      <w:r>
+        <w:rPr>
+          <w:b w:val="0"/>
+        </w:rPr>
+      </w:r>
+      <w:r>
+        <w:rPr>
+          <w:b/>
+        </w:rPr>
+      </w:r>
+      <w:r>
+        <w:rPr>
+          <w:b w:val="0"/>
         </w:rPr>
       </w:r>
       <w:r>
@@ -1025,6 +1060,11 @@
         <w:rPr>
           <w:b/>
         </w:rPr>
+      </w:r>
+      <w:r>
+        <w:rPr>
+          <w:b/>
+        </w:rPr>
         <w:t xml:space="preserve"> 320 Rose Pl, Wendell, NC 27591</w:t>
       </w:r>
     </w:p>
@@ -1136,6 +1176,11 @@
         <w:rPr>
           <w:b/>
         </w:rPr>
+      </w:r>
+      <w:r>
+        <w:rPr>
+          <w:b/>
+        </w:rPr>
         <w:t>BEING all of Lot 95, Section 2, of Candlewick Subdivision, as depicted in Book of Maps 1974, Page 271, Wake County Registry</w:t>
       </w:r>
     </w:p>
@@ -1238,6 +1283,11 @@
         <w:rPr>
           <w:b/>
         </w:rPr>
+      </w:r>
+      <w:r>
+        <w:rPr>
+          <w:b/>
+        </w:rPr>
         <w:t>WAKE / 1765676891</w:t>
       </w:r>
     </w:p>
@@ -1357,6 +1407,11 @@
         <w:rPr>
           <w:b/>
         </w:rPr>
+      </w:r>
+      <w:r>
+        <w:rPr>
+          <w:b/>
+        </w:rPr>
         <w:t>7/1/2026</w:t>
       </w:r>
     </w:p>
@@ -1459,6 +1514,11 @@
         <w:rPr>
           <w:b/>
         </w:rPr>
+      </w:r>
+      <w:r>
+        <w:rPr>
+          <w:b/>
+        </w:rPr>
         <w:t>6/1/2056</w:t>
       </w:r>
     </w:p>
@@ -1471,6 +1531,11 @@
           <w:b/>
         </w:rPr>
         <w:t xml:space="preserve">Total Number of Installment Payments: </w:t>
+      </w:r>
+      <w:r>
+        <w:rPr>
+          <w:b/>
+        </w:rPr>
       </w:r>
       <w:r>
         <w:rPr>
@@ -1872,6 +1937,16 @@
         <w:rPr>
           <w:b/>
         </w:rPr>
+      </w:r>
+      <w:r>
+        <w:rPr>
+          <w:b/>
+        </w:rPr>
+      </w:r>
+      <w:r>
+        <w:rPr>
+          <w:b/>
+        </w:rPr>
         <w:t>Investment Services LLC</w:t>
       </w:r>
       <w:r>
@@ -1994,7 +2069,12 @@
         <w:rPr>
           <w:b/>
         </w:rPr>
-        <w:t>Al Bennett, Manager</w:t>
+      </w:r>
+      <w:r>
+        <w:rPr>
+          <w:b/>
+        </w:rPr>
+        <w:t>José Fabre Jr., Manager</w:t>
       </w:r>
     </w:p>
     <w:p>
@@ -2183,6 +2263,16 @@
         <w:rPr>
           <w:b/>
         </w:rPr>
+      </w:r>
+      <w:r>
+        <w:rPr>
+          <w:b/>
+        </w:rPr>
+      </w:r>
+      <w:r>
+        <w:rPr>
+          <w:b/>
+        </w:rPr>
         <w:t>Investment Services LLC</w:t>
       </w:r>
       <w:r>
@@ -2219,7 +2309,7 @@
     </w:p>
     <w:p>
       <w:r>
-        <w:t>I certify that the following person(s) personally appeared before me this day, each acknowledging to me that he/she/they signed the foregoing document: Al Bennett, Manager of Investment Services LLC, Trustee of 320 Rose Pl Real Estate Trust dated March, 5 2025.</w:t>
+        <w:t>I certify that the following person(s) personally appeared before me this day, each acknowledging to me that he/she/they signed the foregoing document: José Fabre Jr., Manager of Investment Services LLC, Trustee of 320 Rose Pl Real Estate Trust dated March, 5 2025.</w:t>
       </w:r>
     </w:p>
     <w:p>
@@ -2480,6 +2570,16 @@
         <w:rPr>
           <w:b w:val="0"/>
         </w:rPr>
+      </w:r>
+      <w:r>
+        <w:rPr>
+          <w:b/>
+        </w:rPr>
+      </w:r>
+      <w:r>
+        <w:rPr>
+          <w:b w:val="0"/>
+        </w:rPr>
         <w:t xml:space="preserve"> </w:t>
       </w:r>
       <w:r>
@@ -2547,6 +2647,16 @@
         </w:rPr>
       </w:r>
       <w:proofErr w:type="spellEnd"/>
+      <w:r>
+        <w:rPr>
+          <w:b w:val="0"/>
+        </w:rPr>
+      </w:r>
+      <w:r>
+        <w:rPr>
+          <w:b/>
+        </w:rPr>
+      </w:r>
       <w:r>
         <w:rPr>
           <w:b w:val="0"/>
